--- a/Java Tips/Java8 Notes.docx
+++ b/Java Tips/Java8 Notes.docx
@@ -19,23 +19,7 @@
           <w:b/>
           <w:bCs/>
         </w:rPr>
-        <w:t xml:space="preserve">What happens in </w:t>
-      </w:r>
-      <w:proofErr w:type="gramStart"/>
-      <w:r>
-        <w:rPr>
-          <w:b/>
-          <w:bCs/>
-        </w:rPr>
-        <w:t>below code</w:t>
-      </w:r>
-      <w:proofErr w:type="gramEnd"/>
-      <w:r>
-        <w:rPr>
-          <w:b/>
-          <w:bCs/>
-        </w:rPr>
-        <w:t>?</w:t>
+        <w:t>What happens in below code?</w:t>
       </w:r>
     </w:p>
     <w:p>
@@ -52,21 +36,8 @@
       </w:r>
       <w:proofErr w:type="spellEnd"/>
       <w:r>
-        <w:t xml:space="preserve"> = new </w:t>
-      </w:r>
-      <w:proofErr w:type="gramStart"/>
-      <w:r>
-        <w:t>User(</w:t>
-      </w:r>
-      <w:proofErr w:type="gramEnd"/>
-      <w:r>
-        <w:t>"john@gmail.com", "1234"</w:t>
-      </w:r>
-      <w:proofErr w:type="gramStart"/>
-      <w:r>
-        <w:t>);</w:t>
-      </w:r>
-      <w:proofErr w:type="gramEnd"/>
+        <w:t xml:space="preserve"> = new User("john@gmail.com", "1234");</w:t>
+      </w:r>
     </w:p>
     <w:p>
       <w:pPr>
@@ -82,39 +53,24 @@
       </w:r>
       <w:proofErr w:type="spellEnd"/>
       <w:r>
-        <w:t>(user</w:t>
-      </w:r>
-      <w:proofErr w:type="gramStart"/>
-      <w:r>
-        <w:t>).</w:t>
+        <w:t>(user).</w:t>
       </w:r>
       <w:proofErr w:type="spellStart"/>
       <w:r>
         <w:t>orElse</w:t>
       </w:r>
       <w:proofErr w:type="spellEnd"/>
-      <w:proofErr w:type="gramEnd"/>
       <w:r>
         <w:t>(</w:t>
       </w:r>
       <w:proofErr w:type="spellStart"/>
-      <w:proofErr w:type="gramStart"/>
       <w:r>
         <w:t>createNewUser</w:t>
       </w:r>
       <w:proofErr w:type="spellEnd"/>
       <w:r>
-        <w:t>(</w:t>
-      </w:r>
-      <w:proofErr w:type="gramEnd"/>
-      <w:r>
-        <w:t>)</w:t>
-      </w:r>
-      <w:proofErr w:type="gramStart"/>
-      <w:r>
-        <w:t>);</w:t>
-      </w:r>
-      <w:proofErr w:type="gramEnd"/>
+        <w:t>());</w:t>
+      </w:r>
     </w:p>
     <w:p>
       <w:pPr>
@@ -128,30 +84,20 @@
         <w:t xml:space="preserve">Even if user is not null, the method </w:t>
       </w:r>
       <w:proofErr w:type="spellStart"/>
-      <w:proofErr w:type="gramStart"/>
       <w:r>
         <w:t>createNewUser</w:t>
       </w:r>
       <w:proofErr w:type="spellEnd"/>
       <w:r>
-        <w:t>(</w:t>
-      </w:r>
-      <w:proofErr w:type="gramEnd"/>
-      <w:r>
-        <w:t xml:space="preserve">) will still be executed first, because </w:t>
-      </w:r>
-      <w:proofErr w:type="spellStart"/>
-      <w:proofErr w:type="gramStart"/>
+        <w:t xml:space="preserve">() will still be executed first, because </w:t>
+      </w:r>
+      <w:proofErr w:type="spellStart"/>
       <w:r>
         <w:t>orElse</w:t>
       </w:r>
       <w:proofErr w:type="spellEnd"/>
       <w:r>
-        <w:t>(</w:t>
-      </w:r>
-      <w:proofErr w:type="gramEnd"/>
-      <w:r>
-        <w:t>) evaluates its argument eagerly.</w:t>
+        <w:t>() evaluates its argument eagerly.</w:t>
       </w:r>
     </w:p>
     <w:p>
@@ -163,13 +109,8 @@
         </w:numPr>
       </w:pPr>
       <w:r>
-        <w:t xml:space="preserve">To fix this use the </w:t>
-      </w:r>
-      <w:proofErr w:type="gramStart"/>
-      <w:r>
-        <w:t>below code</w:t>
-      </w:r>
-      <w:proofErr w:type="gramEnd"/>
+        <w:t>To fix this use the below code</w:t>
+      </w:r>
     </w:p>
     <w:p>
       <w:pPr>
@@ -185,39 +126,24 @@
       </w:r>
       <w:proofErr w:type="spellEnd"/>
       <w:r>
-        <w:t>(user</w:t>
-      </w:r>
-      <w:proofErr w:type="gramStart"/>
-      <w:r>
-        <w:t>).</w:t>
+        <w:t>(user).</w:t>
       </w:r>
       <w:proofErr w:type="spellStart"/>
       <w:r>
         <w:t>orElseGet</w:t>
       </w:r>
       <w:proofErr w:type="spellEnd"/>
-      <w:proofErr w:type="gramEnd"/>
       <w:r>
         <w:t xml:space="preserve">(() -&gt; </w:t>
       </w:r>
       <w:proofErr w:type="spellStart"/>
-      <w:proofErr w:type="gramStart"/>
       <w:r>
         <w:t>createNewUser</w:t>
       </w:r>
       <w:proofErr w:type="spellEnd"/>
       <w:r>
-        <w:t>(</w:t>
-      </w:r>
-      <w:proofErr w:type="gramEnd"/>
-      <w:r>
-        <w:t>)</w:t>
-      </w:r>
-      <w:proofErr w:type="gramStart"/>
-      <w:r>
-        <w:t>);</w:t>
-      </w:r>
-      <w:proofErr w:type="gramEnd"/>
+        <w:t>());</w:t>
+      </w:r>
     </w:p>
     <w:p>
       <w:pPr>
@@ -228,17 +154,12 @@
         </w:numPr>
       </w:pPr>
       <w:proofErr w:type="spellStart"/>
-      <w:proofErr w:type="gramStart"/>
       <w:r>
         <w:t>orElseGet</w:t>
       </w:r>
       <w:proofErr w:type="spellEnd"/>
       <w:r>
-        <w:t>(</w:t>
-      </w:r>
-      <w:proofErr w:type="gramEnd"/>
-      <w:r>
-        <w:t>) takes a </w:t>
+        <w:t>() takes a </w:t>
       </w:r>
       <w:r>
         <w:rPr>
@@ -273,17 +194,12 @@
         <w:t xml:space="preserve">Here, () -&gt; </w:t>
       </w:r>
       <w:proofErr w:type="spellStart"/>
-      <w:proofErr w:type="gramStart"/>
       <w:r>
         <w:t>createNewUser</w:t>
       </w:r>
       <w:proofErr w:type="spellEnd"/>
       <w:r>
-        <w:t>(</w:t>
-      </w:r>
-      <w:proofErr w:type="gramEnd"/>
-      <w:r>
-        <w:t xml:space="preserve">) </w:t>
+        <w:t xml:space="preserve">() </w:t>
       </w:r>
       <w:r>
         <w:rPr>
@@ -316,7 +232,6 @@
         <w:t xml:space="preserve">Transforming Values with </w:t>
       </w:r>
       <w:proofErr w:type="spellStart"/>
-      <w:proofErr w:type="gramStart"/>
       <w:r>
         <w:rPr>
           <w:b/>
@@ -330,15 +245,7 @@
           <w:b/>
           <w:bCs/>
         </w:rPr>
-        <w:t>(</w:t>
-      </w:r>
-      <w:proofErr w:type="gramEnd"/>
-      <w:r>
-        <w:rPr>
-          <w:b/>
-          <w:bCs/>
-        </w:rPr>
-        <w:t>)</w:t>
+        <w:t>()</w:t>
       </w:r>
     </w:p>
     <w:p>
@@ -367,22 +274,9 @@
         <w:ind w:left="1440"/>
       </w:pPr>
       <w:r>
-        <w:t xml:space="preserve">                 </w:t>
-      </w:r>
-      <w:proofErr w:type="gramStart"/>
-      <w:r>
-        <w:t>.map</w:t>
-      </w:r>
-      <w:proofErr w:type="gramEnd"/>
-      <w:r>
-        <w:t>(</w:t>
-      </w:r>
-      <w:proofErr w:type="gramStart"/>
-      <w:r>
-        <w:t>User::</w:t>
-      </w:r>
-      <w:proofErr w:type="spellStart"/>
-      <w:proofErr w:type="gramEnd"/>
+        <w:t xml:space="preserve">                 .map(User::</w:t>
+      </w:r>
+      <w:proofErr w:type="spellStart"/>
       <w:r>
         <w:t>getEmail</w:t>
       </w:r>
@@ -397,28 +291,15 @@
         <w:ind w:left="1440"/>
       </w:pPr>
       <w:r>
-        <w:t xml:space="preserve">                 </w:t>
-      </w:r>
-      <w:proofErr w:type="gramStart"/>
-      <w:r>
-        <w:t>.</w:t>
+        <w:t xml:space="preserve">                 .</w:t>
       </w:r>
       <w:proofErr w:type="spellStart"/>
       <w:r>
         <w:t>orElse</w:t>
       </w:r>
       <w:proofErr w:type="spellEnd"/>
-      <w:proofErr w:type="gramEnd"/>
-      <w:r>
-        <w:t>("default@gmail.com"</w:t>
-      </w:r>
-      <w:proofErr w:type="gramStart"/>
-      <w:r>
-        <w:t>);  instead</w:t>
-      </w:r>
-      <w:proofErr w:type="gramEnd"/>
-      <w:r>
-        <w:t xml:space="preserve"> of </w:t>
+      <w:r>
+        <w:t xml:space="preserve">("default@gmail.com");  instead of </w:t>
       </w:r>
     </w:p>
     <w:p>
@@ -430,13 +311,8 @@
         </w:numPr>
       </w:pPr>
       <w:r>
-        <w:t xml:space="preserve">String </w:t>
-      </w:r>
-      <w:proofErr w:type="gramStart"/>
-      <w:r>
-        <w:t>email;</w:t>
-      </w:r>
-      <w:proofErr w:type="gramEnd"/>
+        <w:t>String email;</w:t>
+      </w:r>
     </w:p>
     <w:p>
       <w:pPr>
@@ -444,21 +320,8 @@
         <w:ind w:left="1440"/>
       </w:pPr>
       <w:r>
-        <w:t>if (</w:t>
-      </w:r>
-      <w:proofErr w:type="gramStart"/>
-      <w:r>
-        <w:t>user !</w:t>
-      </w:r>
-      <w:proofErr w:type="gramEnd"/>
-      <w:r>
-        <w:t xml:space="preserve">= </w:t>
-      </w:r>
-      <w:proofErr w:type="gramStart"/>
-      <w:r>
-        <w:t>null) {</w:t>
-      </w:r>
-      <w:proofErr w:type="gramEnd"/>
+        <w:t>if (user != null) {</w:t>
+      </w:r>
     </w:p>
     <w:p>
       <w:pPr>
@@ -469,20 +332,13 @@
         <w:t xml:space="preserve">    email = </w:t>
       </w:r>
       <w:proofErr w:type="spellStart"/>
-      <w:proofErr w:type="gramStart"/>
       <w:r>
         <w:t>user.getEmail</w:t>
       </w:r>
       <w:proofErr w:type="spellEnd"/>
-      <w:proofErr w:type="gramEnd"/>
-      <w:r>
-        <w:t>(</w:t>
-      </w:r>
-      <w:proofErr w:type="gramStart"/>
-      <w:r>
-        <w:t>);</w:t>
-      </w:r>
-      <w:proofErr w:type="gramEnd"/>
+      <w:r>
+        <w:t>();</w:t>
+      </w:r>
     </w:p>
     <w:p>
       <w:pPr>
@@ -499,13 +355,8 @@
         <w:ind w:left="1440"/>
       </w:pPr>
       <w:r>
-        <w:t xml:space="preserve">    email = "default@gmail.com</w:t>
-      </w:r>
-      <w:proofErr w:type="gramStart"/>
-      <w:r>
-        <w:t>";</w:t>
-      </w:r>
-      <w:proofErr w:type="gramEnd"/>
+        <w:t xml:space="preserve">    email = "default@gmail.com";</w:t>
+      </w:r>
     </w:p>
     <w:p>
       <w:pPr>
@@ -598,13 +449,8 @@
       </w:r>
       <w:proofErr w:type="spellEnd"/>
       <w:r>
-        <w:t xml:space="preserve"> + " has " + points + " points.</w:t>
-      </w:r>
-      <w:proofErr w:type="gramStart"/>
-      <w:r>
-        <w:t>";</w:t>
-      </w:r>
-      <w:proofErr w:type="gramEnd"/>
+        <w:t xml:space="preserve"> + " has " + points + " points.";</w:t>
+      </w:r>
     </w:p>
     <w:p>
       <w:pPr>
@@ -703,17 +549,12 @@
         <w:t xml:space="preserve"> </w:t>
       </w:r>
       <w:proofErr w:type="spellStart"/>
-      <w:proofErr w:type="gramStart"/>
       <w:r>
         <w:t>dto</w:t>
       </w:r>
       <w:proofErr w:type="spellEnd"/>
       <w:r>
-        <w:t xml:space="preserve"> :</w:t>
-      </w:r>
-      <w:proofErr w:type="gramEnd"/>
-      <w:r>
-        <w:t xml:space="preserve"> </w:t>
+        <w:t xml:space="preserve"> : </w:t>
       </w:r>
       <w:proofErr w:type="spellStart"/>
       <w:r>
@@ -736,12 +577,10 @@
         <w:t>(</w:t>
       </w:r>
       <w:proofErr w:type="spellStart"/>
-      <w:proofErr w:type="gramStart"/>
       <w:r>
         <w:t>dto.getEmail</w:t>
       </w:r>
       <w:proofErr w:type="spellEnd"/>
-      <w:proofErr w:type="gramEnd"/>
       <w:r>
         <w:t>());</w:t>
       </w:r>
@@ -778,13 +617,8 @@
       </w:r>
       <w:proofErr w:type="spellEnd"/>
       <w:r>
-        <w:t>(emails</w:t>
-      </w:r>
-      <w:proofErr w:type="gramStart"/>
-      <w:r>
-        <w:t>);</w:t>
-      </w:r>
-      <w:proofErr w:type="gramEnd"/>
+        <w:t>(emails);</w:t>
+      </w:r>
     </w:p>
     <w:p>
       <w:pPr>
@@ -827,17 +661,12 @@
         <w:t xml:space="preserve">for (Order </w:t>
       </w:r>
       <w:proofErr w:type="spellStart"/>
-      <w:proofErr w:type="gramStart"/>
       <w:r>
         <w:t>order</w:t>
       </w:r>
       <w:proofErr w:type="spellEnd"/>
       <w:r>
-        <w:t xml:space="preserve"> :</w:t>
-      </w:r>
-      <w:proofErr w:type="gramEnd"/>
-      <w:r>
-        <w:t xml:space="preserve"> orders) {</w:t>
+        <w:t xml:space="preserve"> : orders) {</w:t>
       </w:r>
       <w:r>
         <w:br/>
@@ -861,25 +690,18 @@
         <w:t>(</w:t>
       </w:r>
       <w:proofErr w:type="spellStart"/>
-      <w:proofErr w:type="gramStart"/>
       <w:r>
         <w:t>order.getProductId</w:t>
       </w:r>
       <w:proofErr w:type="spellEnd"/>
-      <w:proofErr w:type="gramEnd"/>
-      <w:r>
-        <w:t>()</w:t>
-      </w:r>
-      <w:proofErr w:type="gramStart"/>
-      <w:r>
-        <w:t>).</w:t>
+      <w:r>
+        <w:t>()).</w:t>
       </w:r>
       <w:proofErr w:type="spellStart"/>
       <w:r>
         <w:t>orElse</w:t>
       </w:r>
       <w:proofErr w:type="spellEnd"/>
-      <w:proofErr w:type="gramEnd"/>
       <w:r>
         <w:t>(null);</w:t>
       </w:r>
@@ -942,15 +764,7 @@
         <w:ind w:left="1440"/>
       </w:pPr>
       <w:r>
-        <w:t>@</w:t>
-      </w:r>
-      <w:proofErr w:type="gramStart"/>
-      <w:r>
-        <w:t>Query(</w:t>
-      </w:r>
-      <w:proofErr w:type="gramEnd"/>
-      <w:r>
-        <w:t xml:space="preserve">"SELECT o, p FROM Order </w:t>
+        <w:t xml:space="preserve">@Query("SELECT o, p FROM Order </w:t>
       </w:r>
       <w:proofErr w:type="spellStart"/>
       <w:r>
@@ -961,29 +775,18 @@
         <w:t xml:space="preserve"> JOIN Product p ON </w:t>
       </w:r>
       <w:proofErr w:type="spellStart"/>
-      <w:proofErr w:type="gramStart"/>
       <w:r>
         <w:t>o.productId</w:t>
       </w:r>
       <w:proofErr w:type="spellEnd"/>
-      <w:proofErr w:type="gramEnd"/>
       <w:r>
         <w:t xml:space="preserve"> = p.id")</w:t>
       </w:r>
       <w:r>
         <w:br/>
-        <w:t>List&lt;</w:t>
-      </w:r>
-      <w:proofErr w:type="gramStart"/>
-      <w:r>
-        <w:t>Object[</w:t>
-      </w:r>
-      <w:proofErr w:type="gramEnd"/>
-      <w:r>
-        <w:t xml:space="preserve">]&gt; </w:t>
-      </w:r>
-      <w:proofErr w:type="spellStart"/>
-      <w:proofErr w:type="gramStart"/>
+        <w:t xml:space="preserve">List&lt;Object[]&gt; </w:t>
+      </w:r>
+      <w:proofErr w:type="spellStart"/>
       <w:r>
         <w:t>findOrdersWithProducts</w:t>
       </w:r>
@@ -991,7 +794,6 @@
       <w:r>
         <w:t>();</w:t>
       </w:r>
-      <w:proofErr w:type="gramEnd"/>
     </w:p>
     <w:p>
       <w:pPr>
@@ -1058,23 +860,13 @@
         <w:t xml:space="preserve">public void </w:t>
       </w:r>
       <w:proofErr w:type="spellStart"/>
-      <w:proofErr w:type="gramStart"/>
       <w:r>
         <w:t>registerUser</w:t>
       </w:r>
       <w:proofErr w:type="spellEnd"/>
       <w:r>
-        <w:t>(</w:t>
-      </w:r>
-      <w:proofErr w:type="gramEnd"/>
-      <w:r>
-        <w:t xml:space="preserve">User </w:t>
-      </w:r>
-      <w:proofErr w:type="gramStart"/>
-      <w:r>
-        <w:t>user) {</w:t>
-      </w:r>
-      <w:proofErr w:type="gramEnd"/>
+        <w:t>(User user) {</w:t>
+      </w:r>
     </w:p>
     <w:p>
       <w:pPr>
@@ -1082,13 +874,8 @@
         <w:ind w:left="1440"/>
       </w:pPr>
       <w:r>
-        <w:t xml:space="preserve">    validate(user</w:t>
-      </w:r>
-      <w:proofErr w:type="gramStart"/>
-      <w:r>
-        <w:t>);</w:t>
-      </w:r>
-      <w:proofErr w:type="gramEnd"/>
+        <w:t xml:space="preserve">    validate(user);</w:t>
+      </w:r>
     </w:p>
     <w:p>
       <w:pPr>
@@ -1096,13 +883,8 @@
         <w:ind w:left="1440"/>
       </w:pPr>
       <w:r>
-        <w:t xml:space="preserve">    save(user</w:t>
-      </w:r>
-      <w:proofErr w:type="gramStart"/>
-      <w:r>
-        <w:t>);</w:t>
-      </w:r>
-      <w:proofErr w:type="gramEnd"/>
+        <w:t xml:space="preserve">    save(user);</w:t>
+      </w:r>
     </w:p>
     <w:p>
       <w:pPr>
@@ -1118,13 +900,8 @@
       </w:r>
       <w:proofErr w:type="spellEnd"/>
       <w:r>
-        <w:t>(user</w:t>
-      </w:r>
-      <w:proofErr w:type="gramStart"/>
-      <w:r>
-        <w:t>);</w:t>
-      </w:r>
-      <w:proofErr w:type="gramEnd"/>
+        <w:t>(user);</w:t>
+      </w:r>
     </w:p>
     <w:p>
       <w:pPr>
@@ -1153,12 +930,10 @@
         <w:ind w:left="1440"/>
       </w:pPr>
       <w:proofErr w:type="spellStart"/>
-      <w:proofErr w:type="gramStart"/>
       <w:r>
         <w:t>validator.validate</w:t>
       </w:r>
       <w:proofErr w:type="spellEnd"/>
-      <w:proofErr w:type="gramEnd"/>
       <w:r>
         <w:t>(user);</w:t>
       </w:r>
@@ -1166,12 +941,10 @@
         <w:br/>
       </w:r>
       <w:proofErr w:type="spellStart"/>
-      <w:proofErr w:type="gramStart"/>
       <w:r>
         <w:t>repository.save</w:t>
       </w:r>
       <w:proofErr w:type="spellEnd"/>
-      <w:proofErr w:type="gramEnd"/>
       <w:r>
         <w:t>(user);</w:t>
       </w:r>
@@ -1184,13 +957,8 @@
       </w:r>
       <w:proofErr w:type="spellEnd"/>
       <w:r>
-        <w:t>(user</w:t>
-      </w:r>
-      <w:proofErr w:type="gramStart"/>
-      <w:r>
-        <w:t>);</w:t>
-      </w:r>
-      <w:proofErr w:type="gramEnd"/>
+        <w:t>(user);</w:t>
+      </w:r>
     </w:p>
     <w:p>
       <w:pPr>
@@ -1266,28 +1034,15 @@
         <w:ind w:left="1440"/>
       </w:pPr>
       <w:r>
-        <w:t xml:space="preserve">    </w:t>
-      </w:r>
-      <w:proofErr w:type="gramStart"/>
-      <w:r>
-        <w:t>public</w:t>
-      </w:r>
-      <w:proofErr w:type="gramEnd"/>
-      <w:r>
-        <w:t xml:space="preserve"> void </w:t>
-      </w:r>
-      <w:proofErr w:type="spellStart"/>
-      <w:proofErr w:type="gramStart"/>
+        <w:t xml:space="preserve">    public void </w:t>
+      </w:r>
+      <w:proofErr w:type="spellStart"/>
       <w:r>
         <w:t>processPayment</w:t>
       </w:r>
       <w:proofErr w:type="spellEnd"/>
       <w:r>
-        <w:t>(</w:t>
-      </w:r>
-      <w:proofErr w:type="gramEnd"/>
-      <w:r>
-        <w:t>String method) {</w:t>
+        <w:t>(String method) {</w:t>
       </w:r>
     </w:p>
     <w:p>
@@ -1299,20 +1054,13 @@
         <w:t xml:space="preserve">        if (</w:t>
       </w:r>
       <w:proofErr w:type="spellStart"/>
-      <w:proofErr w:type="gramStart"/>
       <w:r>
         <w:t>method.equals</w:t>
       </w:r>
       <w:proofErr w:type="spellEnd"/>
-      <w:proofErr w:type="gramEnd"/>
-      <w:r>
-        <w:t>("PayPal"</w:t>
-      </w:r>
-      <w:proofErr w:type="gramStart"/>
-      <w:r>
-        <w:t>)) {</w:t>
-      </w:r>
-      <w:proofErr w:type="gramEnd"/>
+      <w:r>
+        <w:t>("PayPal")) {</w:t>
+      </w:r>
     </w:p>
     <w:p>
       <w:pPr>
@@ -1328,13 +1076,8 @@
       </w:r>
       <w:proofErr w:type="spellEnd"/>
       <w:r>
-        <w:t>("Processing PayPal payment..."</w:t>
-      </w:r>
-      <w:proofErr w:type="gramStart"/>
-      <w:r>
-        <w:t>);</w:t>
-      </w:r>
-      <w:proofErr w:type="gramEnd"/>
+        <w:t>("Processing PayPal payment...");</w:t>
+      </w:r>
     </w:p>
     <w:p>
       <w:pPr>
@@ -1345,20 +1088,13 @@
         <w:t xml:space="preserve">           } else if (</w:t>
       </w:r>
       <w:proofErr w:type="spellStart"/>
-      <w:proofErr w:type="gramStart"/>
       <w:r>
         <w:t>method.equals</w:t>
       </w:r>
       <w:proofErr w:type="spellEnd"/>
-      <w:proofErr w:type="gramEnd"/>
-      <w:r>
-        <w:t>("Stripe"</w:t>
-      </w:r>
-      <w:proofErr w:type="gramStart"/>
-      <w:r>
-        <w:t>)) {</w:t>
-      </w:r>
-      <w:proofErr w:type="gramEnd"/>
+      <w:r>
+        <w:t>("Stripe")) {</w:t>
+      </w:r>
     </w:p>
     <w:p>
       <w:pPr>
@@ -1374,13 +1110,8 @@
       </w:r>
       <w:proofErr w:type="spellEnd"/>
       <w:r>
-        <w:t>("Processing Stripe payment..."</w:t>
-      </w:r>
-      <w:proofErr w:type="gramStart"/>
-      <w:r>
-        <w:t>);</w:t>
-      </w:r>
-      <w:proofErr w:type="gramEnd"/>
+        <w:t>("Processing Stripe payment...");</w:t>
+      </w:r>
     </w:p>
     <w:p>
       <w:pPr>
@@ -1400,23 +1131,13 @@
         <w:t xml:space="preserve">            throw new </w:t>
       </w:r>
       <w:proofErr w:type="spellStart"/>
-      <w:proofErr w:type="gramStart"/>
       <w:r>
         <w:t>IllegalArgumentException</w:t>
       </w:r>
       <w:proofErr w:type="spellEnd"/>
       <w:r>
-        <w:t>(</w:t>
-      </w:r>
-      <w:proofErr w:type="gramEnd"/>
-      <w:r>
-        <w:t>"Unsupported payment method: " + method</w:t>
-      </w:r>
-      <w:proofErr w:type="gramStart"/>
-      <w:r>
-        <w:t>);</w:t>
-      </w:r>
-      <w:proofErr w:type="gramEnd"/>
+        <w:t>("Unsupported payment method: " + method);</w:t>
+      </w:r>
     </w:p>
     <w:p>
       <w:pPr>
@@ -1570,13 +1291,8 @@
         <w:ind w:left="2160"/>
       </w:pPr>
       <w:r>
-        <w:t xml:space="preserve">    void </w:t>
-      </w:r>
-      <w:proofErr w:type="gramStart"/>
-      <w:r>
-        <w:t>process();</w:t>
-      </w:r>
-      <w:proofErr w:type="gramEnd"/>
+        <w:t xml:space="preserve">    void process();</w:t>
+      </w:r>
     </w:p>
     <w:p>
       <w:pPr>
@@ -1614,13 +1330,8 @@
         <w:pStyle w:val="ListParagraph"/>
         <w:ind w:left="2160"/>
       </w:pPr>
-      <w:proofErr w:type="gramStart"/>
-      <w:r>
-        <w:t>public</w:t>
-      </w:r>
-      <w:proofErr w:type="gramEnd"/>
-      <w:r>
-        <w:t xml:space="preserve"> class </w:t>
+      <w:r>
+        <w:t xml:space="preserve">public class </w:t>
       </w:r>
       <w:proofErr w:type="spellStart"/>
       <w:r>
@@ -1645,13 +1356,8 @@
         <w:ind w:left="2160"/>
       </w:pPr>
       <w:r>
-        <w:t xml:space="preserve">    </w:t>
-      </w:r>
-      <w:proofErr w:type="gramStart"/>
-      <w:r>
-        <w:t>@Override</w:t>
-      </w:r>
-      <w:proofErr w:type="gramEnd"/>
+        <w:t xml:space="preserve">    @Override</w:t>
+      </w:r>
     </w:p>
     <w:p>
       <w:pPr>
@@ -1659,15 +1365,7 @@
         <w:ind w:left="2160"/>
       </w:pPr>
       <w:r>
-        <w:t xml:space="preserve">    public void </w:t>
-      </w:r>
-      <w:proofErr w:type="gramStart"/>
-      <w:r>
-        <w:t>process(</w:t>
-      </w:r>
-      <w:proofErr w:type="gramEnd"/>
-      <w:r>
-        <w:t>) {</w:t>
+        <w:t xml:space="preserve">    public void process() {</w:t>
       </w:r>
     </w:p>
     <w:p>
@@ -1684,13 +1382,8 @@
       </w:r>
       <w:proofErr w:type="spellEnd"/>
       <w:r>
-        <w:t>("Processing PayPal payment..."</w:t>
-      </w:r>
-      <w:proofErr w:type="gramStart"/>
-      <w:r>
-        <w:t>);</w:t>
-      </w:r>
-      <w:proofErr w:type="gramEnd"/>
+        <w:t>("Processing PayPal payment...");</w:t>
+      </w:r>
     </w:p>
     <w:p>
       <w:pPr>
@@ -1721,13 +1414,8 @@
         <w:pStyle w:val="ListParagraph"/>
         <w:ind w:left="2160"/>
       </w:pPr>
-      <w:proofErr w:type="gramStart"/>
-      <w:r>
-        <w:t>public</w:t>
-      </w:r>
-      <w:proofErr w:type="gramEnd"/>
-      <w:r>
-        <w:t xml:space="preserve"> class </w:t>
+      <w:r>
+        <w:t xml:space="preserve">public class </w:t>
       </w:r>
       <w:proofErr w:type="spellStart"/>
       <w:r>
@@ -1752,13 +1440,8 @@
         <w:ind w:left="2160"/>
       </w:pPr>
       <w:r>
-        <w:t xml:space="preserve">    </w:t>
-      </w:r>
-      <w:proofErr w:type="gramStart"/>
-      <w:r>
-        <w:t>@Override</w:t>
-      </w:r>
-      <w:proofErr w:type="gramEnd"/>
+        <w:t xml:space="preserve">    @Override</w:t>
+      </w:r>
     </w:p>
     <w:p>
       <w:pPr>
@@ -1766,15 +1449,7 @@
         <w:ind w:left="2160"/>
       </w:pPr>
       <w:r>
-        <w:t xml:space="preserve">    public void </w:t>
-      </w:r>
-      <w:proofErr w:type="gramStart"/>
-      <w:r>
-        <w:t>process(</w:t>
-      </w:r>
-      <w:proofErr w:type="gramEnd"/>
-      <w:r>
-        <w:t>) {</w:t>
+        <w:t xml:space="preserve">    public void process() {</w:t>
       </w:r>
     </w:p>
     <w:p>
@@ -1791,13 +1466,8 @@
       </w:r>
       <w:proofErr w:type="spellEnd"/>
       <w:r>
-        <w:t>("Processing Stripe payment..."</w:t>
-      </w:r>
-      <w:proofErr w:type="gramStart"/>
-      <w:r>
-        <w:t>);</w:t>
-      </w:r>
-      <w:proofErr w:type="gramEnd"/>
+        <w:t>("Processing Stripe payment...");</w:t>
+      </w:r>
     </w:p>
     <w:p>
       <w:pPr>
@@ -1873,7 +1543,6 @@
         <w:t xml:space="preserve"> </w:t>
       </w:r>
       <w:proofErr w:type="spellStart"/>
-      <w:proofErr w:type="gramStart"/>
       <w:r>
         <w:t>paymentProcessor</w:t>
       </w:r>
@@ -1881,7 +1550,6 @@
       <w:r>
         <w:t>;</w:t>
       </w:r>
-      <w:proofErr w:type="gramEnd"/>
     </w:p>
     <w:p>
       <w:pPr>
@@ -1898,7 +1566,6 @@
         <w:t xml:space="preserve">    public </w:t>
       </w:r>
       <w:proofErr w:type="spellStart"/>
-      <w:proofErr w:type="gramStart"/>
       <w:r>
         <w:t>PaymentService</w:t>
       </w:r>
@@ -1907,7 +1574,6 @@
         <w:t>(</w:t>
       </w:r>
       <w:proofErr w:type="spellStart"/>
-      <w:proofErr w:type="gramEnd"/>
       <w:r>
         <w:t>PaymentProcessor</w:t>
       </w:r>
@@ -1933,17 +1599,14 @@
         <w:t xml:space="preserve">        </w:t>
       </w:r>
       <w:proofErr w:type="spellStart"/>
-      <w:proofErr w:type="gramStart"/>
       <w:r>
         <w:t>this.paymentProcessor</w:t>
       </w:r>
       <w:proofErr w:type="spellEnd"/>
-      <w:proofErr w:type="gramEnd"/>
       <w:r>
         <w:t xml:space="preserve"> = </w:t>
       </w:r>
       <w:proofErr w:type="spellStart"/>
-      <w:proofErr w:type="gramStart"/>
       <w:r>
         <w:t>paymentProcessor</w:t>
       </w:r>
@@ -1951,7 +1614,6 @@
       <w:r>
         <w:t>;</w:t>
       </w:r>
-      <w:proofErr w:type="gramEnd"/>
     </w:p>
     <w:p>
       <w:pPr>
@@ -1974,28 +1636,15 @@
         <w:ind w:left="2160"/>
       </w:pPr>
       <w:r>
-        <w:t xml:space="preserve">    </w:t>
-      </w:r>
-      <w:proofErr w:type="gramStart"/>
-      <w:r>
-        <w:t>public void</w:t>
-      </w:r>
-      <w:proofErr w:type="gramEnd"/>
-      <w:r>
-        <w:t xml:space="preserve"> </w:t>
-      </w:r>
-      <w:proofErr w:type="spellStart"/>
-      <w:proofErr w:type="gramStart"/>
+        <w:t xml:space="preserve">    public void </w:t>
+      </w:r>
+      <w:proofErr w:type="spellStart"/>
       <w:r>
         <w:t>processPayment</w:t>
       </w:r>
       <w:proofErr w:type="spellEnd"/>
       <w:r>
-        <w:t>(</w:t>
-      </w:r>
-      <w:proofErr w:type="gramEnd"/>
-      <w:r>
-        <w:t>) {</w:t>
+        <w:t>() {</w:t>
       </w:r>
     </w:p>
     <w:p>
@@ -2012,13 +1661,8 @@
       </w:r>
       <w:proofErr w:type="spellEnd"/>
       <w:r>
-        <w:t>(</w:t>
-      </w:r>
-      <w:proofErr w:type="gramStart"/>
-      <w:r>
-        <w:t>);</w:t>
-      </w:r>
-      <w:proofErr w:type="gramEnd"/>
+        <w:t>();</w:t>
+      </w:r>
     </w:p>
     <w:p>
       <w:pPr>
@@ -2105,18 +1749,9 @@
         <w:ind w:left="2160"/>
       </w:pPr>
       <w:r>
-        <w:t xml:space="preserve">    public static void </w:t>
-      </w:r>
-      <w:proofErr w:type="gramStart"/>
-      <w:r>
-        <w:t>main(String[</w:t>
-      </w:r>
-      <w:proofErr w:type="gramEnd"/>
-      <w:r>
-        <w:t xml:space="preserve">] </w:t>
-      </w:r>
-      <w:proofErr w:type="spellStart"/>
-      <w:proofErr w:type="gramStart"/>
+        <w:t xml:space="preserve">    public static void main(String[] </w:t>
+      </w:r>
+      <w:proofErr w:type="spellStart"/>
       <w:r>
         <w:t>args</w:t>
       </w:r>
@@ -2124,7 +1759,6 @@
       <w:r>
         <w:t>) {</w:t>
       </w:r>
-      <w:proofErr w:type="gramEnd"/>
     </w:p>
     <w:p>
       <w:pPr>
@@ -2151,7 +1785,6 @@
         <w:t xml:space="preserve"> = new </w:t>
       </w:r>
       <w:proofErr w:type="spellStart"/>
-      <w:proofErr w:type="gramStart"/>
       <w:r>
         <w:t>PayPalProcessor</w:t>
       </w:r>
@@ -2159,7 +1792,6 @@
       <w:r>
         <w:t>();</w:t>
       </w:r>
-      <w:proofErr w:type="gramEnd"/>
     </w:p>
     <w:p>
       <w:pPr>
@@ -2178,7 +1810,6 @@
         <w:t xml:space="preserve"> stripe = new </w:t>
       </w:r>
       <w:proofErr w:type="spellStart"/>
-      <w:proofErr w:type="gramStart"/>
       <w:r>
         <w:t>StripeProcessor</w:t>
       </w:r>
@@ -2186,7 +1817,6 @@
       <w:r>
         <w:t>();</w:t>
       </w:r>
-      <w:proofErr w:type="gramEnd"/>
     </w:p>
     <w:p>
       <w:pPr>
@@ -2223,11 +1853,9 @@
         <w:t>paypal</w:t>
       </w:r>
       <w:proofErr w:type="spellEnd"/>
-      <w:proofErr w:type="gramStart"/>
       <w:r>
         <w:t>);</w:t>
       </w:r>
-      <w:proofErr w:type="gramEnd"/>
     </w:p>
     <w:p>
       <w:pPr>
@@ -2266,13 +1894,8 @@
       </w:r>
       <w:proofErr w:type="spellEnd"/>
       <w:r>
-        <w:t>(stripe</w:t>
-      </w:r>
-      <w:proofErr w:type="gramStart"/>
-      <w:r>
-        <w:t>);</w:t>
-      </w:r>
-      <w:proofErr w:type="gramEnd"/>
+        <w:t>(stripe);</w:t>
+      </w:r>
     </w:p>
     <w:p>
       <w:pPr>
@@ -2299,6 +1922,652 @@
       </w:pPr>
       <w:r>
         <w:t>}</w:t>
+      </w:r>
+    </w:p>
+    <w:p>
+      <w:pPr>
+        <w:pStyle w:val="ListParagraph"/>
+        <w:numPr>
+          <w:ilvl w:val="0"/>
+          <w:numId w:val="1"/>
+        </w:numPr>
+        <w:rPr>
+          <w:b/>
+          <w:bCs/>
+        </w:rPr>
+      </w:pPr>
+      <w:proofErr w:type="spellStart"/>
+      <w:r>
+        <w:rPr>
+          <w:b/>
+          <w:bCs/>
+        </w:rPr>
+        <w:t>getByDefault</w:t>
+      </w:r>
+      <w:proofErr w:type="spellEnd"/>
+      <w:r>
+        <w:rPr>
+          <w:b/>
+          <w:bCs/>
+        </w:rPr>
+        <w:t xml:space="preserve"> vs </w:t>
+      </w:r>
+      <w:proofErr w:type="spellStart"/>
+      <w:r>
+        <w:rPr>
+          <w:b/>
+          <w:bCs/>
+        </w:rPr>
+        <w:t>computeIfAbsent</w:t>
+      </w:r>
+      <w:proofErr w:type="spellEnd"/>
+      <w:r>
+        <w:rPr>
+          <w:b/>
+          <w:bCs/>
+        </w:rPr>
+        <w:t xml:space="preserve"> vs </w:t>
+      </w:r>
+      <w:proofErr w:type="spellStart"/>
+      <w:r>
+        <w:rPr>
+          <w:b/>
+          <w:bCs/>
+        </w:rPr>
+        <w:t>computeIfPresent</w:t>
+      </w:r>
+      <w:proofErr w:type="spellEnd"/>
+      <w:r>
+        <w:rPr>
+          <w:b/>
+          <w:bCs/>
+        </w:rPr>
+        <w:t xml:space="preserve"> in Map</w:t>
+      </w:r>
+    </w:p>
+    <w:p>
+      <w:pPr>
+        <w:pStyle w:val="ListParagraph"/>
+        <w:numPr>
+          <w:ilvl w:val="0"/>
+          <w:numId w:val="6"/>
+        </w:numPr>
+        <w:rPr>
+          <w:i/>
+          <w:iCs/>
+        </w:rPr>
+      </w:pPr>
+      <w:proofErr w:type="spellStart"/>
+      <w:r>
+        <w:rPr>
+          <w:i/>
+          <w:iCs/>
+        </w:rPr>
+        <w:t>getOrDefault</w:t>
+      </w:r>
+      <w:proofErr w:type="spellEnd"/>
+      <w:r>
+        <w:rPr>
+          <w:i/>
+          <w:iCs/>
+        </w:rPr>
+        <w:t xml:space="preserve">(key, </w:t>
+      </w:r>
+      <w:proofErr w:type="spellStart"/>
+      <w:r>
+        <w:rPr>
+          <w:i/>
+          <w:iCs/>
+        </w:rPr>
+        <w:t>defaultValue</w:t>
+      </w:r>
+      <w:proofErr w:type="spellEnd"/>
+      <w:r>
+        <w:rPr>
+          <w:i/>
+          <w:iCs/>
+        </w:rPr>
+        <w:t>)</w:t>
+      </w:r>
+    </w:p>
+    <w:p>
+      <w:pPr>
+        <w:pStyle w:val="ListParagraph"/>
+        <w:numPr>
+          <w:ilvl w:val="0"/>
+          <w:numId w:val="9"/>
+        </w:numPr>
+      </w:pPr>
+      <w:r>
+        <w:t xml:space="preserve">  </w:t>
+      </w:r>
+      <w:r>
+        <w:rPr>
+          <w:b/>
+          <w:bCs/>
+        </w:rPr>
+        <w:t>What it does:</w:t>
+      </w:r>
+      <w:r>
+        <w:br/>
+        <w:t>Looks up the value for a given key.</w:t>
+      </w:r>
+    </w:p>
+    <w:p>
+      <w:pPr>
+        <w:pStyle w:val="ListParagraph"/>
+        <w:numPr>
+          <w:ilvl w:val="0"/>
+          <w:numId w:val="11"/>
+        </w:numPr>
+      </w:pPr>
+      <w:r>
+        <w:t>If the key exists → returns the value.</w:t>
+      </w:r>
+    </w:p>
+    <w:p>
+      <w:pPr>
+        <w:pStyle w:val="ListParagraph"/>
+        <w:numPr>
+          <w:ilvl w:val="0"/>
+          <w:numId w:val="11"/>
+        </w:numPr>
+      </w:pPr>
+      <w:r>
+        <w:t xml:space="preserve">If the key does not exist → returns the provided </w:t>
+      </w:r>
+      <w:proofErr w:type="spellStart"/>
+      <w:r>
+        <w:t>defaultValue</w:t>
+      </w:r>
+      <w:proofErr w:type="spellEnd"/>
+      <w:r>
+        <w:t>.</w:t>
+      </w:r>
+    </w:p>
+    <w:p>
+      <w:pPr>
+        <w:pStyle w:val="ListParagraph"/>
+        <w:numPr>
+          <w:ilvl w:val="0"/>
+          <w:numId w:val="9"/>
+        </w:numPr>
+      </w:pPr>
+      <w:r>
+        <w:t xml:space="preserve">  </w:t>
+      </w:r>
+      <w:r>
+        <w:rPr>
+          <w:b/>
+          <w:bCs/>
+        </w:rPr>
+        <w:t>Important:</w:t>
+      </w:r>
+      <w:r>
+        <w:br/>
+      </w:r>
+      <w:r>
+        <w:rPr>
+          <w:rFonts w:ascii="Segoe UI Emoji" w:hAnsi="Segoe UI Emoji" w:cs="Segoe UI Emoji"/>
+        </w:rPr>
+        <w:t>👉</w:t>
+      </w:r>
+      <w:r>
+        <w:t xml:space="preserve"> It does </w:t>
+      </w:r>
+      <w:r>
+        <w:rPr>
+          <w:b/>
+          <w:bCs/>
+        </w:rPr>
+        <w:t>not modify the map</w:t>
+      </w:r>
+      <w:r>
+        <w:t>.</w:t>
+      </w:r>
+    </w:p>
+    <w:p>
+      <w:pPr>
+        <w:pStyle w:val="ListParagraph"/>
+        <w:numPr>
+          <w:ilvl w:val="0"/>
+          <w:numId w:val="6"/>
+        </w:numPr>
+        <w:rPr>
+          <w:i/>
+          <w:iCs/>
+        </w:rPr>
+      </w:pPr>
+      <w:proofErr w:type="spellStart"/>
+      <w:r>
+        <w:rPr>
+          <w:i/>
+          <w:iCs/>
+        </w:rPr>
+        <w:t>computeIfAbsent</w:t>
+      </w:r>
+      <w:proofErr w:type="spellEnd"/>
+      <w:r>
+        <w:rPr>
+          <w:i/>
+          <w:iCs/>
+        </w:rPr>
+        <w:t xml:space="preserve">(key, </w:t>
+      </w:r>
+      <w:proofErr w:type="spellStart"/>
+      <w:r>
+        <w:rPr>
+          <w:i/>
+          <w:iCs/>
+        </w:rPr>
+        <w:t>mappingFunction</w:t>
+      </w:r>
+      <w:proofErr w:type="spellEnd"/>
+      <w:r>
+        <w:rPr>
+          <w:i/>
+          <w:iCs/>
+        </w:rPr>
+        <w:t>)</w:t>
+      </w:r>
+    </w:p>
+    <w:p>
+      <w:pPr>
+        <w:pStyle w:val="ListParagraph"/>
+        <w:numPr>
+          <w:ilvl w:val="0"/>
+          <w:numId w:val="9"/>
+        </w:numPr>
+      </w:pPr>
+      <w:r>
+        <w:t xml:space="preserve">  </w:t>
+      </w:r>
+      <w:r>
+        <w:rPr>
+          <w:b/>
+          <w:bCs/>
+        </w:rPr>
+        <w:t>What it does:</w:t>
+      </w:r>
+      <w:r>
+        <w:br/>
+        <w:t>Checks if the key exists.</w:t>
+      </w:r>
+    </w:p>
+    <w:p>
+      <w:pPr>
+        <w:pStyle w:val="ListParagraph"/>
+        <w:numPr>
+          <w:ilvl w:val="0"/>
+          <w:numId w:val="13"/>
+        </w:numPr>
+      </w:pPr>
+      <w:r>
+        <w:t>If it exists → returns the value.</w:t>
+      </w:r>
+    </w:p>
+    <w:p>
+      <w:pPr>
+        <w:pStyle w:val="ListParagraph"/>
+        <w:numPr>
+          <w:ilvl w:val="0"/>
+          <w:numId w:val="13"/>
+        </w:numPr>
+      </w:pPr>
+      <w:r>
+        <w:t xml:space="preserve">If it does </w:t>
+      </w:r>
+      <w:r>
+        <w:rPr>
+          <w:b/>
+          <w:bCs/>
+        </w:rPr>
+        <w:t>not</w:t>
+      </w:r>
+      <w:r>
+        <w:t xml:space="preserve"> exist → calls the given function to compute a new value, inserts it into the map, and then returns it.</w:t>
+      </w:r>
+    </w:p>
+    <w:p>
+      <w:pPr>
+        <w:pStyle w:val="ListParagraph"/>
+        <w:numPr>
+          <w:ilvl w:val="0"/>
+          <w:numId w:val="9"/>
+        </w:numPr>
+      </w:pPr>
+      <w:r>
+        <w:t xml:space="preserve">  </w:t>
+      </w:r>
+      <w:r>
+        <w:rPr>
+          <w:b/>
+          <w:bCs/>
+        </w:rPr>
+        <w:t>Important:</w:t>
+      </w:r>
+      <w:r>
+        <w:br/>
+      </w:r>
+      <w:r>
+        <w:rPr>
+          <w:rFonts w:ascii="Segoe UI Emoji" w:hAnsi="Segoe UI Emoji" w:cs="Segoe UI Emoji"/>
+        </w:rPr>
+        <w:t>👉</w:t>
+      </w:r>
+      <w:r>
+        <w:t xml:space="preserve"> It </w:t>
+      </w:r>
+      <w:r>
+        <w:rPr>
+          <w:b/>
+          <w:bCs/>
+        </w:rPr>
+        <w:t>can modify the map</w:t>
+      </w:r>
+      <w:r>
+        <w:t xml:space="preserve"> by inserting a new entry.</w:t>
+      </w:r>
+    </w:p>
+    <w:p>
+      <w:pPr>
+        <w:pStyle w:val="ListParagraph"/>
+        <w:numPr>
+          <w:ilvl w:val="0"/>
+          <w:numId w:val="9"/>
+        </w:numPr>
+      </w:pPr>
+      <w:r>
+        <w:t>Map&lt;String, Integer&gt; map = new HashMap&lt;&gt;();</w:t>
+      </w:r>
+    </w:p>
+    <w:p>
+      <w:pPr>
+        <w:pStyle w:val="ListParagraph"/>
+        <w:ind w:left="2160"/>
+      </w:pPr>
+      <w:proofErr w:type="spellStart"/>
+      <w:r>
+        <w:t>map.put</w:t>
+      </w:r>
+      <w:proofErr w:type="spellEnd"/>
+      <w:r>
+        <w:t>("A", 10);</w:t>
+      </w:r>
+    </w:p>
+    <w:p>
+      <w:pPr>
+        <w:pStyle w:val="ListParagraph"/>
+        <w:ind w:left="2160"/>
+      </w:pPr>
+      <w:r>
+        <w:t xml:space="preserve">int val1 = </w:t>
+      </w:r>
+      <w:proofErr w:type="spellStart"/>
+      <w:r>
+        <w:t>map.computeIfAbsent</w:t>
+      </w:r>
+      <w:proofErr w:type="spellEnd"/>
+      <w:r>
+        <w:t>("A", k -&gt; 0); // 10 (key already present)</w:t>
+      </w:r>
+    </w:p>
+    <w:p>
+      <w:pPr>
+        <w:pStyle w:val="ListParagraph"/>
+        <w:ind w:left="2160"/>
+      </w:pPr>
+      <w:r>
+        <w:t xml:space="preserve">int val2 = </w:t>
+      </w:r>
+      <w:proofErr w:type="spellStart"/>
+      <w:r>
+        <w:t>map.computeIfAbsent</w:t>
+      </w:r>
+      <w:proofErr w:type="spellEnd"/>
+      <w:r>
+        <w:t>("B", k -&gt; 20); // inserts B=20 and returns 20</w:t>
+      </w:r>
+    </w:p>
+    <w:p>
+      <w:pPr>
+        <w:pStyle w:val="ListParagraph"/>
+        <w:numPr>
+          <w:ilvl w:val="0"/>
+          <w:numId w:val="6"/>
+        </w:numPr>
+        <w:rPr>
+          <w:i/>
+          <w:iCs/>
+        </w:rPr>
+      </w:pPr>
+      <w:proofErr w:type="spellStart"/>
+      <w:r>
+        <w:rPr>
+          <w:i/>
+          <w:iCs/>
+        </w:rPr>
+        <w:lastRenderedPageBreak/>
+        <w:t>computeIfPresent</w:t>
+      </w:r>
+      <w:proofErr w:type="spellEnd"/>
+      <w:r>
+        <w:rPr>
+          <w:i/>
+          <w:iCs/>
+        </w:rPr>
+        <w:t xml:space="preserve">(key, </w:t>
+      </w:r>
+      <w:proofErr w:type="spellStart"/>
+      <w:r>
+        <w:rPr>
+          <w:i/>
+          <w:iCs/>
+        </w:rPr>
+        <w:t>remappingFunction</w:t>
+      </w:r>
+      <w:proofErr w:type="spellEnd"/>
+      <w:r>
+        <w:rPr>
+          <w:i/>
+          <w:iCs/>
+        </w:rPr>
+        <w:t>)</w:t>
+      </w:r>
+    </w:p>
+    <w:p>
+      <w:pPr>
+        <w:pStyle w:val="ListParagraph"/>
+        <w:numPr>
+          <w:ilvl w:val="0"/>
+          <w:numId w:val="14"/>
+        </w:numPr>
+      </w:pPr>
+      <w:r>
+        <w:rPr>
+          <w:b/>
+          <w:bCs/>
+        </w:rPr>
+        <w:t>What it does:</w:t>
+      </w:r>
+    </w:p>
+    <w:p>
+      <w:pPr>
+        <w:pStyle w:val="ListParagraph"/>
+        <w:numPr>
+          <w:ilvl w:val="0"/>
+          <w:numId w:val="16"/>
+        </w:numPr>
+      </w:pPr>
+      <w:r>
+        <w:t>Checks if the key is already in the map.</w:t>
+      </w:r>
+    </w:p>
+    <w:p>
+      <w:pPr>
+        <w:pStyle w:val="ListParagraph"/>
+        <w:numPr>
+          <w:ilvl w:val="0"/>
+          <w:numId w:val="16"/>
+        </w:numPr>
+        <w:jc w:val="both"/>
+      </w:pPr>
+      <w:r>
+        <w:t>If it is present and mapped to a non-null value → applies the function to compute a new value and updates the entry.</w:t>
+      </w:r>
+    </w:p>
+    <w:p>
+      <w:pPr>
+        <w:pStyle w:val="ListParagraph"/>
+        <w:numPr>
+          <w:ilvl w:val="0"/>
+          <w:numId w:val="16"/>
+        </w:numPr>
+      </w:pPr>
+      <w:r>
+        <w:t>If the function returns null, the key is removed from the map.</w:t>
+      </w:r>
+    </w:p>
+    <w:p>
+      <w:pPr>
+        <w:pStyle w:val="ListParagraph"/>
+        <w:numPr>
+          <w:ilvl w:val="0"/>
+          <w:numId w:val="16"/>
+        </w:numPr>
+      </w:pPr>
+      <w:r>
+        <w:t>If the key is not present → nothing happens.</w:t>
+      </w:r>
+    </w:p>
+    <w:p>
+      <w:pPr>
+        <w:pStyle w:val="ListParagraph"/>
+        <w:numPr>
+          <w:ilvl w:val="0"/>
+          <w:numId w:val="14"/>
+        </w:numPr>
+      </w:pPr>
+      <w:r>
+        <w:t>Map&lt;String, Integer&gt; map = new HashMap&lt;&gt;();</w:t>
+      </w:r>
+    </w:p>
+    <w:p>
+      <w:pPr>
+        <w:pStyle w:val="ListParagraph"/>
+        <w:ind w:left="2160"/>
+      </w:pPr>
+      <w:proofErr w:type="spellStart"/>
+      <w:r>
+        <w:t>map.put</w:t>
+      </w:r>
+      <w:proofErr w:type="spellEnd"/>
+      <w:r>
+        <w:t>("A", 10);</w:t>
+      </w:r>
+    </w:p>
+    <w:p>
+      <w:pPr>
+        <w:pStyle w:val="ListParagraph"/>
+        <w:ind w:left="2160"/>
+      </w:pPr>
+      <w:proofErr w:type="spellStart"/>
+      <w:r>
+        <w:t>map.put</w:t>
+      </w:r>
+      <w:proofErr w:type="spellEnd"/>
+      <w:r>
+        <w:t>("B", 20);</w:t>
+      </w:r>
+    </w:p>
+    <w:p>
+      <w:pPr>
+        <w:pStyle w:val="ListParagraph"/>
+        <w:ind w:left="2160"/>
+      </w:pPr>
+      <w:r>
+        <w:t>// Key present → updates value</w:t>
+      </w:r>
+    </w:p>
+    <w:p>
+      <w:pPr>
+        <w:pStyle w:val="ListParagraph"/>
+        <w:numPr>
+          <w:ilvl w:val="0"/>
+          <w:numId w:val="14"/>
+        </w:numPr>
+      </w:pPr>
+      <w:proofErr w:type="spellStart"/>
+      <w:r>
+        <w:t>map.computeIfPresent</w:t>
+      </w:r>
+      <w:proofErr w:type="spellEnd"/>
+      <w:r>
+        <w:t>("A", (k, v) -&gt; v + 5);  // A = 15</w:t>
+      </w:r>
+    </w:p>
+    <w:p>
+      <w:pPr>
+        <w:pStyle w:val="ListParagraph"/>
+        <w:ind w:left="2160"/>
+      </w:pPr>
+    </w:p>
+    <w:p>
+      <w:pPr>
+        <w:pStyle w:val="ListParagraph"/>
+        <w:ind w:left="2160"/>
+      </w:pPr>
+      <w:r>
+        <w:t>// Key present, function returns null → remove key</w:t>
+      </w:r>
+    </w:p>
+    <w:p>
+      <w:pPr>
+        <w:pStyle w:val="ListParagraph"/>
+        <w:numPr>
+          <w:ilvl w:val="0"/>
+          <w:numId w:val="14"/>
+        </w:numPr>
+      </w:pPr>
+      <w:proofErr w:type="spellStart"/>
+      <w:r>
+        <w:t>map.computeIfPresent</w:t>
+      </w:r>
+      <w:proofErr w:type="spellEnd"/>
+      <w:r>
+        <w:t>("B", (k, v) -&gt; null);    // B is removed</w:t>
+      </w:r>
+    </w:p>
+    <w:p>
+      <w:pPr>
+        <w:pStyle w:val="ListParagraph"/>
+        <w:ind w:left="2160"/>
+      </w:pPr>
+    </w:p>
+    <w:p>
+      <w:pPr>
+        <w:pStyle w:val="ListParagraph"/>
+        <w:ind w:left="2160"/>
+      </w:pPr>
+      <w:r>
+        <w:t>// Key absent → does nothing</w:t>
+      </w:r>
+    </w:p>
+    <w:p>
+      <w:pPr>
+        <w:pStyle w:val="ListParagraph"/>
+        <w:numPr>
+          <w:ilvl w:val="0"/>
+          <w:numId w:val="14"/>
+        </w:numPr>
+      </w:pPr>
+      <w:proofErr w:type="spellStart"/>
+      <w:r>
+        <w:t>map.computeIfPresent</w:t>
+      </w:r>
+      <w:proofErr w:type="spellEnd"/>
+      <w:r>
+        <w:t>("C", (k, v) -&gt; v + 1);</w:t>
       </w:r>
     </w:p>
     <w:sectPr>
@@ -2313,6 +2582,32 @@
 
 <file path=word/numbering.xml><?xml version="1.0" encoding="utf-8"?>
 <w:numbering xmlns:wpc="http://schemas.microsoft.com/office/word/2010/wordprocessingCanvas" xmlns:cx="http://schemas.microsoft.com/office/drawing/2014/chartex" xmlns:cx1="http://schemas.microsoft.com/office/drawing/2015/9/8/chartex" xmlns:cx2="http://schemas.microsoft.com/office/drawing/2015/10/21/chartex" xmlns:cx3="http://schemas.microsoft.com/office/drawing/2016/5/9/chartex" xmlns:cx4="http://schemas.microsoft.com/office/drawing/2016/5/10/chartex" xmlns:cx5="http://schemas.microsoft.com/office/drawing/2016/5/11/chartex" xmlns:cx6="http://schemas.microsoft.com/office/drawing/2016/5/12/chartex" xmlns:cx7="http://schemas.microsoft.com/office/drawing/2016/5/13/chartex" xmlns:cx8="http://schemas.microsoft.com/office/drawing/2016/5/14/chartex" xmlns:mc="http://schemas.openxmlformats.org/markup-compatibility/2006" xmlns:aink="http://schemas.microsoft.com/office/drawing/2016/ink" xmlns:am3d="http://schemas.microsoft.com/office/drawing/2017/model3d" xmlns:o="urn:schemas-microsoft-com:office:office" xmlns:oel="http://schemas.microsoft.com/office/2019/extlst" xmlns:r="http://schemas.openxmlformats.org/officeDocument/2006/relationships" xmlns:m="http://schemas.openxmlformats.org/officeDocument/2006/math" xmlns:v="urn:schemas-microsoft-com:vml" xmlns:wp14="http://schemas.microsoft.com/office/word/2010/wordprocessingDrawing" xmlns:wp="http://schemas.openxmlformats.org/drawingml/2006/wordprocessingDrawing" xmlns:w10="urn:schemas-microsoft-com:office:word" xmlns:w="http://schemas.openxmlformats.org/wordprocessingml/2006/main" xmlns:w14="http://schemas.microsoft.com/office/word/2010/wordml" xmlns:w15="http://schemas.microsoft.com/office/word/2012/wordml" xmlns:w16cex="http://schemas.microsoft.com/office/word/2018/wordml/cex" xmlns:w16cid="http://schemas.microsoft.com/office/word/2016/wordml/cid" xmlns:w16="http://schemas.microsoft.com/office/word/2018/wordml" xmlns:w16du="http://schemas.microsoft.com/office/word/2023/wordml/word16du" xmlns:w16sdtdh="http://schemas.microsoft.com/office/word/2020/wordml/sdtdatahash" xmlns:w16sdtfl="http://schemas.microsoft.com/office/word/2024/wordml/sdtformatlock" xmlns:w16se="http://schemas.microsoft.com/office/word/2015/wordml/symex" xmlns:wpg="http://schemas.microsoft.com/office/word/2010/wordprocessingGroup" xmlns:wpi="http://schemas.microsoft.com/office/word/2010/wordprocessingInk" xmlns:wne="http://schemas.microsoft.com/office/word/2006/wordml" xmlns:wps="http://schemas.microsoft.com/office/word/2010/wordprocessingShape" mc:Ignorable="w14 w15 w16se w16cid w16 w16cex w16sdtdh w16sdtfl w16du wp14">
+  <w:numPicBullet w:numPicBulletId="0">
+    <w:pict>
+      <v:shapetype id="_x0000_t75" coordsize="21600,21600" o:spt="75" o:preferrelative="t" path="m@4@5l@4@11@9@11@9@5xe" filled="f" stroked="f">
+        <v:stroke joinstyle="miter"/>
+        <v:formulas>
+          <v:f eqn="if lineDrawn pixelLineWidth 0"/>
+          <v:f eqn="sum @0 1 0"/>
+          <v:f eqn="sum 0 0 @1"/>
+          <v:f eqn="prod @2 1 2"/>
+          <v:f eqn="prod @3 21600 pixelWidth"/>
+          <v:f eqn="prod @3 21600 pixelHeight"/>
+          <v:f eqn="sum @0 0 1"/>
+          <v:f eqn="prod @6 1 2"/>
+          <v:f eqn="prod @7 21600 pixelWidth"/>
+          <v:f eqn="sum @8 21600 0"/>
+          <v:f eqn="prod @7 21600 pixelHeight"/>
+          <v:f eqn="sum @10 21600 0"/>
+        </v:formulas>
+        <v:path o:extrusionok="f" gradientshapeok="t" o:connecttype="rect"/>
+        <o:lock v:ext="edit" aspectratio="t"/>
+      </v:shapetype>
+      <v:shape id="_x0000_i1118" type="#_x0000_t75" style="width:11.55pt;height:11.55pt" o:bullet="t">
+        <v:imagedata r:id="rId1" o:title="mso8D10"/>
+      </v:shape>
+    </w:pict>
+  </w:numPicBullet>
   <w:abstractNum w:abstractNumId="0" w15:restartNumberingAfterBreak="0">
     <w:nsid w:val="003B78AB"/>
     <w:multiLevelType w:val="hybridMultilevel"/>
@@ -2427,6 +2722,155 @@
     </w:lvl>
   </w:abstractNum>
   <w:abstractNum w:abstractNumId="1" w15:restartNumberingAfterBreak="0">
+    <w:nsid w:val="22E61BA1"/>
+    <w:multiLevelType w:val="multilevel"/>
+    <w:tmpl w:val="6308C5DA"/>
+    <w:lvl w:ilvl="0">
+      <w:start w:val="1"/>
+      <w:numFmt w:val="bullet"/>
+      <w:lvlText w:val=""/>
+      <w:lvlJc w:val="left"/>
+      <w:pPr>
+        <w:tabs>
+          <w:tab w:val="num" w:pos="720"/>
+        </w:tabs>
+        <w:ind w:left="720" w:hanging="360"/>
+      </w:pPr>
+      <w:rPr>
+        <w:rFonts w:ascii="Symbol" w:hAnsi="Symbol" w:hint="default"/>
+        <w:sz w:val="20"/>
+      </w:rPr>
+    </w:lvl>
+    <w:lvl w:ilvl="1" w:tentative="1">
+      <w:start w:val="1"/>
+      <w:numFmt w:val="bullet"/>
+      <w:lvlText w:val="o"/>
+      <w:lvlJc w:val="left"/>
+      <w:pPr>
+        <w:tabs>
+          <w:tab w:val="num" w:pos="1440"/>
+        </w:tabs>
+        <w:ind w:left="1440" w:hanging="360"/>
+      </w:pPr>
+      <w:rPr>
+        <w:rFonts w:ascii="Courier New" w:hAnsi="Courier New" w:hint="default"/>
+        <w:sz w:val="20"/>
+      </w:rPr>
+    </w:lvl>
+    <w:lvl w:ilvl="2" w:tentative="1">
+      <w:start w:val="1"/>
+      <w:numFmt w:val="bullet"/>
+      <w:lvlText w:val=""/>
+      <w:lvlJc w:val="left"/>
+      <w:pPr>
+        <w:tabs>
+          <w:tab w:val="num" w:pos="2160"/>
+        </w:tabs>
+        <w:ind w:left="2160" w:hanging="360"/>
+      </w:pPr>
+      <w:rPr>
+        <w:rFonts w:ascii="Wingdings" w:hAnsi="Wingdings" w:hint="default"/>
+        <w:sz w:val="20"/>
+      </w:rPr>
+    </w:lvl>
+    <w:lvl w:ilvl="3" w:tentative="1">
+      <w:start w:val="1"/>
+      <w:numFmt w:val="bullet"/>
+      <w:lvlText w:val=""/>
+      <w:lvlJc w:val="left"/>
+      <w:pPr>
+        <w:tabs>
+          <w:tab w:val="num" w:pos="2880"/>
+        </w:tabs>
+        <w:ind w:left="2880" w:hanging="360"/>
+      </w:pPr>
+      <w:rPr>
+        <w:rFonts w:ascii="Wingdings" w:hAnsi="Wingdings" w:hint="default"/>
+        <w:sz w:val="20"/>
+      </w:rPr>
+    </w:lvl>
+    <w:lvl w:ilvl="4" w:tentative="1">
+      <w:start w:val="1"/>
+      <w:numFmt w:val="bullet"/>
+      <w:lvlText w:val=""/>
+      <w:lvlJc w:val="left"/>
+      <w:pPr>
+        <w:tabs>
+          <w:tab w:val="num" w:pos="3600"/>
+        </w:tabs>
+        <w:ind w:left="3600" w:hanging="360"/>
+      </w:pPr>
+      <w:rPr>
+        <w:rFonts w:ascii="Wingdings" w:hAnsi="Wingdings" w:hint="default"/>
+        <w:sz w:val="20"/>
+      </w:rPr>
+    </w:lvl>
+    <w:lvl w:ilvl="5" w:tentative="1">
+      <w:start w:val="1"/>
+      <w:numFmt w:val="bullet"/>
+      <w:lvlText w:val=""/>
+      <w:lvlJc w:val="left"/>
+      <w:pPr>
+        <w:tabs>
+          <w:tab w:val="num" w:pos="4320"/>
+        </w:tabs>
+        <w:ind w:left="4320" w:hanging="360"/>
+      </w:pPr>
+      <w:rPr>
+        <w:rFonts w:ascii="Wingdings" w:hAnsi="Wingdings" w:hint="default"/>
+        <w:sz w:val="20"/>
+      </w:rPr>
+    </w:lvl>
+    <w:lvl w:ilvl="6" w:tentative="1">
+      <w:start w:val="1"/>
+      <w:numFmt w:val="bullet"/>
+      <w:lvlText w:val=""/>
+      <w:lvlJc w:val="left"/>
+      <w:pPr>
+        <w:tabs>
+          <w:tab w:val="num" w:pos="5040"/>
+        </w:tabs>
+        <w:ind w:left="5040" w:hanging="360"/>
+      </w:pPr>
+      <w:rPr>
+        <w:rFonts w:ascii="Wingdings" w:hAnsi="Wingdings" w:hint="default"/>
+        <w:sz w:val="20"/>
+      </w:rPr>
+    </w:lvl>
+    <w:lvl w:ilvl="7" w:tentative="1">
+      <w:start w:val="1"/>
+      <w:numFmt w:val="bullet"/>
+      <w:lvlText w:val=""/>
+      <w:lvlJc w:val="left"/>
+      <w:pPr>
+        <w:tabs>
+          <w:tab w:val="num" w:pos="5760"/>
+        </w:tabs>
+        <w:ind w:left="5760" w:hanging="360"/>
+      </w:pPr>
+      <w:rPr>
+        <w:rFonts w:ascii="Wingdings" w:hAnsi="Wingdings" w:hint="default"/>
+        <w:sz w:val="20"/>
+      </w:rPr>
+    </w:lvl>
+    <w:lvl w:ilvl="8" w:tentative="1">
+      <w:start w:val="1"/>
+      <w:numFmt w:val="bullet"/>
+      <w:lvlText w:val=""/>
+      <w:lvlJc w:val="left"/>
+      <w:pPr>
+        <w:tabs>
+          <w:tab w:val="num" w:pos="6480"/>
+        </w:tabs>
+        <w:ind w:left="6480" w:hanging="360"/>
+      </w:pPr>
+      <w:rPr>
+        <w:rFonts w:ascii="Wingdings" w:hAnsi="Wingdings" w:hint="default"/>
+        <w:sz w:val="20"/>
+      </w:rPr>
+    </w:lvl>
+  </w:abstractNum>
+  <w:abstractNum w:abstractNumId="2" w15:restartNumberingAfterBreak="0">
     <w:nsid w:val="2CF15E6D"/>
     <w:multiLevelType w:val="hybridMultilevel"/>
     <w:tmpl w:val="734E1C54"/>
@@ -2515,7 +2959,156 @@
       </w:pPr>
     </w:lvl>
   </w:abstractNum>
-  <w:abstractNum w:abstractNumId="2" w15:restartNumberingAfterBreak="0">
+  <w:abstractNum w:abstractNumId="3" w15:restartNumberingAfterBreak="0">
+    <w:nsid w:val="332716FB"/>
+    <w:multiLevelType w:val="multilevel"/>
+    <w:tmpl w:val="C4127D94"/>
+    <w:lvl w:ilvl="0">
+      <w:start w:val="1"/>
+      <w:numFmt w:val="bullet"/>
+      <w:lvlText w:val=""/>
+      <w:lvlJc w:val="left"/>
+      <w:pPr>
+        <w:tabs>
+          <w:tab w:val="num" w:pos="720"/>
+        </w:tabs>
+        <w:ind w:left="720" w:hanging="360"/>
+      </w:pPr>
+      <w:rPr>
+        <w:rFonts w:ascii="Symbol" w:hAnsi="Symbol" w:hint="default"/>
+        <w:sz w:val="20"/>
+      </w:rPr>
+    </w:lvl>
+    <w:lvl w:ilvl="1" w:tentative="1">
+      <w:start w:val="1"/>
+      <w:numFmt w:val="bullet"/>
+      <w:lvlText w:val="o"/>
+      <w:lvlJc w:val="left"/>
+      <w:pPr>
+        <w:tabs>
+          <w:tab w:val="num" w:pos="1440"/>
+        </w:tabs>
+        <w:ind w:left="1440" w:hanging="360"/>
+      </w:pPr>
+      <w:rPr>
+        <w:rFonts w:ascii="Courier New" w:hAnsi="Courier New" w:hint="default"/>
+        <w:sz w:val="20"/>
+      </w:rPr>
+    </w:lvl>
+    <w:lvl w:ilvl="2" w:tentative="1">
+      <w:start w:val="1"/>
+      <w:numFmt w:val="bullet"/>
+      <w:lvlText w:val=""/>
+      <w:lvlJc w:val="left"/>
+      <w:pPr>
+        <w:tabs>
+          <w:tab w:val="num" w:pos="2160"/>
+        </w:tabs>
+        <w:ind w:left="2160" w:hanging="360"/>
+      </w:pPr>
+      <w:rPr>
+        <w:rFonts w:ascii="Wingdings" w:hAnsi="Wingdings" w:hint="default"/>
+        <w:sz w:val="20"/>
+      </w:rPr>
+    </w:lvl>
+    <w:lvl w:ilvl="3" w:tentative="1">
+      <w:start w:val="1"/>
+      <w:numFmt w:val="bullet"/>
+      <w:lvlText w:val=""/>
+      <w:lvlJc w:val="left"/>
+      <w:pPr>
+        <w:tabs>
+          <w:tab w:val="num" w:pos="2880"/>
+        </w:tabs>
+        <w:ind w:left="2880" w:hanging="360"/>
+      </w:pPr>
+      <w:rPr>
+        <w:rFonts w:ascii="Wingdings" w:hAnsi="Wingdings" w:hint="default"/>
+        <w:sz w:val="20"/>
+      </w:rPr>
+    </w:lvl>
+    <w:lvl w:ilvl="4" w:tentative="1">
+      <w:start w:val="1"/>
+      <w:numFmt w:val="bullet"/>
+      <w:lvlText w:val=""/>
+      <w:lvlJc w:val="left"/>
+      <w:pPr>
+        <w:tabs>
+          <w:tab w:val="num" w:pos="3600"/>
+        </w:tabs>
+        <w:ind w:left="3600" w:hanging="360"/>
+      </w:pPr>
+      <w:rPr>
+        <w:rFonts w:ascii="Wingdings" w:hAnsi="Wingdings" w:hint="default"/>
+        <w:sz w:val="20"/>
+      </w:rPr>
+    </w:lvl>
+    <w:lvl w:ilvl="5" w:tentative="1">
+      <w:start w:val="1"/>
+      <w:numFmt w:val="bullet"/>
+      <w:lvlText w:val=""/>
+      <w:lvlJc w:val="left"/>
+      <w:pPr>
+        <w:tabs>
+          <w:tab w:val="num" w:pos="4320"/>
+        </w:tabs>
+        <w:ind w:left="4320" w:hanging="360"/>
+      </w:pPr>
+      <w:rPr>
+        <w:rFonts w:ascii="Wingdings" w:hAnsi="Wingdings" w:hint="default"/>
+        <w:sz w:val="20"/>
+      </w:rPr>
+    </w:lvl>
+    <w:lvl w:ilvl="6" w:tentative="1">
+      <w:start w:val="1"/>
+      <w:numFmt w:val="bullet"/>
+      <w:lvlText w:val=""/>
+      <w:lvlJc w:val="left"/>
+      <w:pPr>
+        <w:tabs>
+          <w:tab w:val="num" w:pos="5040"/>
+        </w:tabs>
+        <w:ind w:left="5040" w:hanging="360"/>
+      </w:pPr>
+      <w:rPr>
+        <w:rFonts w:ascii="Wingdings" w:hAnsi="Wingdings" w:hint="default"/>
+        <w:sz w:val="20"/>
+      </w:rPr>
+    </w:lvl>
+    <w:lvl w:ilvl="7" w:tentative="1">
+      <w:start w:val="1"/>
+      <w:numFmt w:val="bullet"/>
+      <w:lvlText w:val=""/>
+      <w:lvlJc w:val="left"/>
+      <w:pPr>
+        <w:tabs>
+          <w:tab w:val="num" w:pos="5760"/>
+        </w:tabs>
+        <w:ind w:left="5760" w:hanging="360"/>
+      </w:pPr>
+      <w:rPr>
+        <w:rFonts w:ascii="Wingdings" w:hAnsi="Wingdings" w:hint="default"/>
+        <w:sz w:val="20"/>
+      </w:rPr>
+    </w:lvl>
+    <w:lvl w:ilvl="8" w:tentative="1">
+      <w:start w:val="1"/>
+      <w:numFmt w:val="bullet"/>
+      <w:lvlText w:val=""/>
+      <w:lvlJc w:val="left"/>
+      <w:pPr>
+        <w:tabs>
+          <w:tab w:val="num" w:pos="6480"/>
+        </w:tabs>
+        <w:ind w:left="6480" w:hanging="360"/>
+      </w:pPr>
+      <w:rPr>
+        <w:rFonts w:ascii="Wingdings" w:hAnsi="Wingdings" w:hint="default"/>
+        <w:sz w:val="20"/>
+      </w:rPr>
+    </w:lvl>
+  </w:abstractNum>
+  <w:abstractNum w:abstractNumId="4" w15:restartNumberingAfterBreak="0">
     <w:nsid w:val="35943591"/>
     <w:multiLevelType w:val="hybridMultilevel"/>
     <w:tmpl w:val="60DC3418"/>
@@ -2628,7 +3221,7 @@
       </w:rPr>
     </w:lvl>
   </w:abstractNum>
-  <w:abstractNum w:abstractNumId="3" w15:restartNumberingAfterBreak="0">
+  <w:abstractNum w:abstractNumId="5" w15:restartNumberingAfterBreak="0">
     <w:nsid w:val="35ED0B3D"/>
     <w:multiLevelType w:val="hybridMultilevel"/>
     <w:tmpl w:val="BA5E5E96"/>
@@ -2741,7 +3334,7 @@
       </w:rPr>
     </w:lvl>
   </w:abstractNum>
-  <w:abstractNum w:abstractNumId="4" w15:restartNumberingAfterBreak="0">
+  <w:abstractNum w:abstractNumId="6" w15:restartNumberingAfterBreak="0">
     <w:nsid w:val="3E0D2DBC"/>
     <w:multiLevelType w:val="hybridMultilevel"/>
     <w:tmpl w:val="BA8C2804"/>
@@ -2854,7 +3447,7 @@
       </w:rPr>
     </w:lvl>
   </w:abstractNum>
-  <w:abstractNum w:abstractNumId="5" w15:restartNumberingAfterBreak="0">
+  <w:abstractNum w:abstractNumId="7" w15:restartNumberingAfterBreak="0">
     <w:nsid w:val="44E67FC9"/>
     <w:multiLevelType w:val="hybridMultilevel"/>
     <w:tmpl w:val="2D28B65E"/>
@@ -2967,7 +3560,120 @@
       </w:rPr>
     </w:lvl>
   </w:abstractNum>
-  <w:abstractNum w:abstractNumId="6" w15:restartNumberingAfterBreak="0">
+  <w:abstractNum w:abstractNumId="8" w15:restartNumberingAfterBreak="0">
+    <w:nsid w:val="49866557"/>
+    <w:multiLevelType w:val="hybridMultilevel"/>
+    <w:tmpl w:val="33E40EA6"/>
+    <w:lvl w:ilvl="0" w:tplc="04090005">
+      <w:start w:val="1"/>
+      <w:numFmt w:val="bullet"/>
+      <w:lvlText w:val=""/>
+      <w:lvlJc w:val="left"/>
+      <w:pPr>
+        <w:ind w:left="2160" w:hanging="360"/>
+      </w:pPr>
+      <w:rPr>
+        <w:rFonts w:ascii="Wingdings" w:hAnsi="Wingdings" w:hint="default"/>
+      </w:rPr>
+    </w:lvl>
+    <w:lvl w:ilvl="1" w:tplc="04090003" w:tentative="1">
+      <w:start w:val="1"/>
+      <w:numFmt w:val="bullet"/>
+      <w:lvlText w:val="o"/>
+      <w:lvlJc w:val="left"/>
+      <w:pPr>
+        <w:ind w:left="2880" w:hanging="360"/>
+      </w:pPr>
+      <w:rPr>
+        <w:rFonts w:ascii="Courier New" w:hAnsi="Courier New" w:cs="Courier New" w:hint="default"/>
+      </w:rPr>
+    </w:lvl>
+    <w:lvl w:ilvl="2" w:tplc="04090005" w:tentative="1">
+      <w:start w:val="1"/>
+      <w:numFmt w:val="bullet"/>
+      <w:lvlText w:val=""/>
+      <w:lvlJc w:val="left"/>
+      <w:pPr>
+        <w:ind w:left="3600" w:hanging="360"/>
+      </w:pPr>
+      <w:rPr>
+        <w:rFonts w:ascii="Wingdings" w:hAnsi="Wingdings" w:hint="default"/>
+      </w:rPr>
+    </w:lvl>
+    <w:lvl w:ilvl="3" w:tplc="04090001" w:tentative="1">
+      <w:start w:val="1"/>
+      <w:numFmt w:val="bullet"/>
+      <w:lvlText w:val=""/>
+      <w:lvlJc w:val="left"/>
+      <w:pPr>
+        <w:ind w:left="4320" w:hanging="360"/>
+      </w:pPr>
+      <w:rPr>
+        <w:rFonts w:ascii="Symbol" w:hAnsi="Symbol" w:hint="default"/>
+      </w:rPr>
+    </w:lvl>
+    <w:lvl w:ilvl="4" w:tplc="04090003" w:tentative="1">
+      <w:start w:val="1"/>
+      <w:numFmt w:val="bullet"/>
+      <w:lvlText w:val="o"/>
+      <w:lvlJc w:val="left"/>
+      <w:pPr>
+        <w:ind w:left="5040" w:hanging="360"/>
+      </w:pPr>
+      <w:rPr>
+        <w:rFonts w:ascii="Courier New" w:hAnsi="Courier New" w:cs="Courier New" w:hint="default"/>
+      </w:rPr>
+    </w:lvl>
+    <w:lvl w:ilvl="5" w:tplc="04090005" w:tentative="1">
+      <w:start w:val="1"/>
+      <w:numFmt w:val="bullet"/>
+      <w:lvlText w:val=""/>
+      <w:lvlJc w:val="left"/>
+      <w:pPr>
+        <w:ind w:left="5760" w:hanging="360"/>
+      </w:pPr>
+      <w:rPr>
+        <w:rFonts w:ascii="Wingdings" w:hAnsi="Wingdings" w:hint="default"/>
+      </w:rPr>
+    </w:lvl>
+    <w:lvl w:ilvl="6" w:tplc="04090001" w:tentative="1">
+      <w:start w:val="1"/>
+      <w:numFmt w:val="bullet"/>
+      <w:lvlText w:val=""/>
+      <w:lvlJc w:val="left"/>
+      <w:pPr>
+        <w:ind w:left="6480" w:hanging="360"/>
+      </w:pPr>
+      <w:rPr>
+        <w:rFonts w:ascii="Symbol" w:hAnsi="Symbol" w:hint="default"/>
+      </w:rPr>
+    </w:lvl>
+    <w:lvl w:ilvl="7" w:tplc="04090003" w:tentative="1">
+      <w:start w:val="1"/>
+      <w:numFmt w:val="bullet"/>
+      <w:lvlText w:val="o"/>
+      <w:lvlJc w:val="left"/>
+      <w:pPr>
+        <w:ind w:left="7200" w:hanging="360"/>
+      </w:pPr>
+      <w:rPr>
+        <w:rFonts w:ascii="Courier New" w:hAnsi="Courier New" w:cs="Courier New" w:hint="default"/>
+      </w:rPr>
+    </w:lvl>
+    <w:lvl w:ilvl="8" w:tplc="04090005" w:tentative="1">
+      <w:start w:val="1"/>
+      <w:numFmt w:val="bullet"/>
+      <w:lvlText w:val=""/>
+      <w:lvlJc w:val="left"/>
+      <w:pPr>
+        <w:ind w:left="7920" w:hanging="360"/>
+      </w:pPr>
+      <w:rPr>
+        <w:rFonts w:ascii="Wingdings" w:hAnsi="Wingdings" w:hint="default"/>
+      </w:rPr>
+    </w:lvl>
+  </w:abstractNum>
+  <w:abstractNum w:abstractNumId="9" w15:restartNumberingAfterBreak="0">
     <w:nsid w:val="4A1726DE"/>
     <w:multiLevelType w:val="hybridMultilevel"/>
     <w:tmpl w:val="BB58C9E6"/>
@@ -3080,10 +3786,10 @@
       </w:rPr>
     </w:lvl>
   </w:abstractNum>
-  <w:abstractNum w:abstractNumId="7" w15:restartNumberingAfterBreak="0">
+  <w:abstractNum w:abstractNumId="10" w15:restartNumberingAfterBreak="0">
     <w:nsid w:val="4F1E0A2D"/>
     <w:multiLevelType w:val="hybridMultilevel"/>
-    <w:tmpl w:val="384885C0"/>
+    <w:tmpl w:val="2480C7C0"/>
     <w:lvl w:ilvl="0" w:tplc="04090001">
       <w:start w:val="1"/>
       <w:numFmt w:val="bullet"/>
@@ -3193,10 +3899,352 @@
       </w:rPr>
     </w:lvl>
   </w:abstractNum>
-  <w:abstractNum w:abstractNumId="8" w15:restartNumberingAfterBreak="0">
+  <w:abstractNum w:abstractNumId="11" w15:restartNumberingAfterBreak="0">
+    <w:nsid w:val="5A59579A"/>
+    <w:multiLevelType w:val="hybridMultilevel"/>
+    <w:tmpl w:val="1F5ECF92"/>
+    <w:lvl w:ilvl="0" w:tplc="04090007">
+      <w:start w:val="1"/>
+      <w:numFmt w:val="bullet"/>
+      <w:lvlText w:val=""/>
+      <w:lvlPicBulletId w:val="0"/>
+      <w:lvlJc w:val="left"/>
+      <w:pPr>
+        <w:ind w:left="2880" w:hanging="360"/>
+      </w:pPr>
+      <w:rPr>
+        <w:rFonts w:ascii="Symbol" w:hAnsi="Symbol" w:hint="default"/>
+      </w:rPr>
+    </w:lvl>
+    <w:lvl w:ilvl="1" w:tplc="04090003" w:tentative="1">
+      <w:start w:val="1"/>
+      <w:numFmt w:val="bullet"/>
+      <w:lvlText w:val="o"/>
+      <w:lvlJc w:val="left"/>
+      <w:pPr>
+        <w:ind w:left="3600" w:hanging="360"/>
+      </w:pPr>
+      <w:rPr>
+        <w:rFonts w:ascii="Courier New" w:hAnsi="Courier New" w:cs="Courier New" w:hint="default"/>
+      </w:rPr>
+    </w:lvl>
+    <w:lvl w:ilvl="2" w:tplc="04090005" w:tentative="1">
+      <w:start w:val="1"/>
+      <w:numFmt w:val="bullet"/>
+      <w:lvlText w:val=""/>
+      <w:lvlJc w:val="left"/>
+      <w:pPr>
+        <w:ind w:left="4320" w:hanging="360"/>
+      </w:pPr>
+      <w:rPr>
+        <w:rFonts w:ascii="Wingdings" w:hAnsi="Wingdings" w:hint="default"/>
+      </w:rPr>
+    </w:lvl>
+    <w:lvl w:ilvl="3" w:tplc="04090001" w:tentative="1">
+      <w:start w:val="1"/>
+      <w:numFmt w:val="bullet"/>
+      <w:lvlText w:val=""/>
+      <w:lvlJc w:val="left"/>
+      <w:pPr>
+        <w:ind w:left="5040" w:hanging="360"/>
+      </w:pPr>
+      <w:rPr>
+        <w:rFonts w:ascii="Symbol" w:hAnsi="Symbol" w:hint="default"/>
+      </w:rPr>
+    </w:lvl>
+    <w:lvl w:ilvl="4" w:tplc="04090003" w:tentative="1">
+      <w:start w:val="1"/>
+      <w:numFmt w:val="bullet"/>
+      <w:lvlText w:val="o"/>
+      <w:lvlJc w:val="left"/>
+      <w:pPr>
+        <w:ind w:left="5760" w:hanging="360"/>
+      </w:pPr>
+      <w:rPr>
+        <w:rFonts w:ascii="Courier New" w:hAnsi="Courier New" w:cs="Courier New" w:hint="default"/>
+      </w:rPr>
+    </w:lvl>
+    <w:lvl w:ilvl="5" w:tplc="04090005" w:tentative="1">
+      <w:start w:val="1"/>
+      <w:numFmt w:val="bullet"/>
+      <w:lvlText w:val=""/>
+      <w:lvlJc w:val="left"/>
+      <w:pPr>
+        <w:ind w:left="6480" w:hanging="360"/>
+      </w:pPr>
+      <w:rPr>
+        <w:rFonts w:ascii="Wingdings" w:hAnsi="Wingdings" w:hint="default"/>
+      </w:rPr>
+    </w:lvl>
+    <w:lvl w:ilvl="6" w:tplc="04090001" w:tentative="1">
+      <w:start w:val="1"/>
+      <w:numFmt w:val="bullet"/>
+      <w:lvlText w:val=""/>
+      <w:lvlJc w:val="left"/>
+      <w:pPr>
+        <w:ind w:left="7200" w:hanging="360"/>
+      </w:pPr>
+      <w:rPr>
+        <w:rFonts w:ascii="Symbol" w:hAnsi="Symbol" w:hint="default"/>
+      </w:rPr>
+    </w:lvl>
+    <w:lvl w:ilvl="7" w:tplc="04090003" w:tentative="1">
+      <w:start w:val="1"/>
+      <w:numFmt w:val="bullet"/>
+      <w:lvlText w:val="o"/>
+      <w:lvlJc w:val="left"/>
+      <w:pPr>
+        <w:ind w:left="7920" w:hanging="360"/>
+      </w:pPr>
+      <w:rPr>
+        <w:rFonts w:ascii="Courier New" w:hAnsi="Courier New" w:cs="Courier New" w:hint="default"/>
+      </w:rPr>
+    </w:lvl>
+    <w:lvl w:ilvl="8" w:tplc="04090005" w:tentative="1">
+      <w:start w:val="1"/>
+      <w:numFmt w:val="bullet"/>
+      <w:lvlText w:val=""/>
+      <w:lvlJc w:val="left"/>
+      <w:pPr>
+        <w:ind w:left="8640" w:hanging="360"/>
+      </w:pPr>
+      <w:rPr>
+        <w:rFonts w:ascii="Wingdings" w:hAnsi="Wingdings" w:hint="default"/>
+      </w:rPr>
+    </w:lvl>
+  </w:abstractNum>
+  <w:abstractNum w:abstractNumId="12" w15:restartNumberingAfterBreak="0">
+    <w:nsid w:val="5E536850"/>
+    <w:multiLevelType w:val="hybridMultilevel"/>
+    <w:tmpl w:val="0256F77E"/>
+    <w:lvl w:ilvl="0" w:tplc="04090007">
+      <w:start w:val="1"/>
+      <w:numFmt w:val="bullet"/>
+      <w:lvlText w:val=""/>
+      <w:lvlPicBulletId w:val="0"/>
+      <w:lvlJc w:val="left"/>
+      <w:pPr>
+        <w:ind w:left="2880" w:hanging="360"/>
+      </w:pPr>
+      <w:rPr>
+        <w:rFonts w:ascii="Symbol" w:hAnsi="Symbol" w:hint="default"/>
+      </w:rPr>
+    </w:lvl>
+    <w:lvl w:ilvl="1" w:tplc="04090003" w:tentative="1">
+      <w:start w:val="1"/>
+      <w:numFmt w:val="bullet"/>
+      <w:lvlText w:val="o"/>
+      <w:lvlJc w:val="left"/>
+      <w:pPr>
+        <w:ind w:left="3600" w:hanging="360"/>
+      </w:pPr>
+      <w:rPr>
+        <w:rFonts w:ascii="Courier New" w:hAnsi="Courier New" w:cs="Courier New" w:hint="default"/>
+      </w:rPr>
+    </w:lvl>
+    <w:lvl w:ilvl="2" w:tplc="04090005" w:tentative="1">
+      <w:start w:val="1"/>
+      <w:numFmt w:val="bullet"/>
+      <w:lvlText w:val=""/>
+      <w:lvlJc w:val="left"/>
+      <w:pPr>
+        <w:ind w:left="4320" w:hanging="360"/>
+      </w:pPr>
+      <w:rPr>
+        <w:rFonts w:ascii="Wingdings" w:hAnsi="Wingdings" w:hint="default"/>
+      </w:rPr>
+    </w:lvl>
+    <w:lvl w:ilvl="3" w:tplc="04090001" w:tentative="1">
+      <w:start w:val="1"/>
+      <w:numFmt w:val="bullet"/>
+      <w:lvlText w:val=""/>
+      <w:lvlJc w:val="left"/>
+      <w:pPr>
+        <w:ind w:left="5040" w:hanging="360"/>
+      </w:pPr>
+      <w:rPr>
+        <w:rFonts w:ascii="Symbol" w:hAnsi="Symbol" w:hint="default"/>
+      </w:rPr>
+    </w:lvl>
+    <w:lvl w:ilvl="4" w:tplc="04090003" w:tentative="1">
+      <w:start w:val="1"/>
+      <w:numFmt w:val="bullet"/>
+      <w:lvlText w:val="o"/>
+      <w:lvlJc w:val="left"/>
+      <w:pPr>
+        <w:ind w:left="5760" w:hanging="360"/>
+      </w:pPr>
+      <w:rPr>
+        <w:rFonts w:ascii="Courier New" w:hAnsi="Courier New" w:cs="Courier New" w:hint="default"/>
+      </w:rPr>
+    </w:lvl>
+    <w:lvl w:ilvl="5" w:tplc="04090005" w:tentative="1">
+      <w:start w:val="1"/>
+      <w:numFmt w:val="bullet"/>
+      <w:lvlText w:val=""/>
+      <w:lvlJc w:val="left"/>
+      <w:pPr>
+        <w:ind w:left="6480" w:hanging="360"/>
+      </w:pPr>
+      <w:rPr>
+        <w:rFonts w:ascii="Wingdings" w:hAnsi="Wingdings" w:hint="default"/>
+      </w:rPr>
+    </w:lvl>
+    <w:lvl w:ilvl="6" w:tplc="04090001" w:tentative="1">
+      <w:start w:val="1"/>
+      <w:numFmt w:val="bullet"/>
+      <w:lvlText w:val=""/>
+      <w:lvlJc w:val="left"/>
+      <w:pPr>
+        <w:ind w:left="7200" w:hanging="360"/>
+      </w:pPr>
+      <w:rPr>
+        <w:rFonts w:ascii="Symbol" w:hAnsi="Symbol" w:hint="default"/>
+      </w:rPr>
+    </w:lvl>
+    <w:lvl w:ilvl="7" w:tplc="04090003" w:tentative="1">
+      <w:start w:val="1"/>
+      <w:numFmt w:val="bullet"/>
+      <w:lvlText w:val="o"/>
+      <w:lvlJc w:val="left"/>
+      <w:pPr>
+        <w:ind w:left="7920" w:hanging="360"/>
+      </w:pPr>
+      <w:rPr>
+        <w:rFonts w:ascii="Courier New" w:hAnsi="Courier New" w:cs="Courier New" w:hint="default"/>
+      </w:rPr>
+    </w:lvl>
+    <w:lvl w:ilvl="8" w:tplc="04090005" w:tentative="1">
+      <w:start w:val="1"/>
+      <w:numFmt w:val="bullet"/>
+      <w:lvlText w:val=""/>
+      <w:lvlJc w:val="left"/>
+      <w:pPr>
+        <w:ind w:left="8640" w:hanging="360"/>
+      </w:pPr>
+      <w:rPr>
+        <w:rFonts w:ascii="Wingdings" w:hAnsi="Wingdings" w:hint="default"/>
+      </w:rPr>
+    </w:lvl>
+  </w:abstractNum>
+  <w:abstractNum w:abstractNumId="13" w15:restartNumberingAfterBreak="0">
+    <w:nsid w:val="688A4082"/>
+    <w:multiLevelType w:val="hybridMultilevel"/>
+    <w:tmpl w:val="36DC0842"/>
+    <w:lvl w:ilvl="0" w:tplc="04090007">
+      <w:start w:val="1"/>
+      <w:numFmt w:val="bullet"/>
+      <w:lvlText w:val=""/>
+      <w:lvlPicBulletId w:val="0"/>
+      <w:lvlJc w:val="left"/>
+      <w:pPr>
+        <w:ind w:left="2880" w:hanging="360"/>
+      </w:pPr>
+      <w:rPr>
+        <w:rFonts w:ascii="Symbol" w:hAnsi="Symbol" w:hint="default"/>
+      </w:rPr>
+    </w:lvl>
+    <w:lvl w:ilvl="1" w:tplc="04090003" w:tentative="1">
+      <w:start w:val="1"/>
+      <w:numFmt w:val="bullet"/>
+      <w:lvlText w:val="o"/>
+      <w:lvlJc w:val="left"/>
+      <w:pPr>
+        <w:ind w:left="3600" w:hanging="360"/>
+      </w:pPr>
+      <w:rPr>
+        <w:rFonts w:ascii="Courier New" w:hAnsi="Courier New" w:cs="Courier New" w:hint="default"/>
+      </w:rPr>
+    </w:lvl>
+    <w:lvl w:ilvl="2" w:tplc="04090005" w:tentative="1">
+      <w:start w:val="1"/>
+      <w:numFmt w:val="bullet"/>
+      <w:lvlText w:val=""/>
+      <w:lvlJc w:val="left"/>
+      <w:pPr>
+        <w:ind w:left="4320" w:hanging="360"/>
+      </w:pPr>
+      <w:rPr>
+        <w:rFonts w:ascii="Wingdings" w:hAnsi="Wingdings" w:hint="default"/>
+      </w:rPr>
+    </w:lvl>
+    <w:lvl w:ilvl="3" w:tplc="04090001" w:tentative="1">
+      <w:start w:val="1"/>
+      <w:numFmt w:val="bullet"/>
+      <w:lvlText w:val=""/>
+      <w:lvlJc w:val="left"/>
+      <w:pPr>
+        <w:ind w:left="5040" w:hanging="360"/>
+      </w:pPr>
+      <w:rPr>
+        <w:rFonts w:ascii="Symbol" w:hAnsi="Symbol" w:hint="default"/>
+      </w:rPr>
+    </w:lvl>
+    <w:lvl w:ilvl="4" w:tplc="04090003" w:tentative="1">
+      <w:start w:val="1"/>
+      <w:numFmt w:val="bullet"/>
+      <w:lvlText w:val="o"/>
+      <w:lvlJc w:val="left"/>
+      <w:pPr>
+        <w:ind w:left="5760" w:hanging="360"/>
+      </w:pPr>
+      <w:rPr>
+        <w:rFonts w:ascii="Courier New" w:hAnsi="Courier New" w:cs="Courier New" w:hint="default"/>
+      </w:rPr>
+    </w:lvl>
+    <w:lvl w:ilvl="5" w:tplc="04090005" w:tentative="1">
+      <w:start w:val="1"/>
+      <w:numFmt w:val="bullet"/>
+      <w:lvlText w:val=""/>
+      <w:lvlJc w:val="left"/>
+      <w:pPr>
+        <w:ind w:left="6480" w:hanging="360"/>
+      </w:pPr>
+      <w:rPr>
+        <w:rFonts w:ascii="Wingdings" w:hAnsi="Wingdings" w:hint="default"/>
+      </w:rPr>
+    </w:lvl>
+    <w:lvl w:ilvl="6" w:tplc="04090001" w:tentative="1">
+      <w:start w:val="1"/>
+      <w:numFmt w:val="bullet"/>
+      <w:lvlText w:val=""/>
+      <w:lvlJc w:val="left"/>
+      <w:pPr>
+        <w:ind w:left="7200" w:hanging="360"/>
+      </w:pPr>
+      <w:rPr>
+        <w:rFonts w:ascii="Symbol" w:hAnsi="Symbol" w:hint="default"/>
+      </w:rPr>
+    </w:lvl>
+    <w:lvl w:ilvl="7" w:tplc="04090003" w:tentative="1">
+      <w:start w:val="1"/>
+      <w:numFmt w:val="bullet"/>
+      <w:lvlText w:val="o"/>
+      <w:lvlJc w:val="left"/>
+      <w:pPr>
+        <w:ind w:left="7920" w:hanging="360"/>
+      </w:pPr>
+      <w:rPr>
+        <w:rFonts w:ascii="Courier New" w:hAnsi="Courier New" w:cs="Courier New" w:hint="default"/>
+      </w:rPr>
+    </w:lvl>
+    <w:lvl w:ilvl="8" w:tplc="04090005" w:tentative="1">
+      <w:start w:val="1"/>
+      <w:numFmt w:val="bullet"/>
+      <w:lvlText w:val=""/>
+      <w:lvlJc w:val="left"/>
+      <w:pPr>
+        <w:ind w:left="8640" w:hanging="360"/>
+      </w:pPr>
+      <w:rPr>
+        <w:rFonts w:ascii="Wingdings" w:hAnsi="Wingdings" w:hint="default"/>
+      </w:rPr>
+    </w:lvl>
+  </w:abstractNum>
+  <w:abstractNum w:abstractNumId="14" w15:restartNumberingAfterBreak="0">
     <w:nsid w:val="75550C48"/>
     <w:multiLevelType w:val="hybridMultilevel"/>
-    <w:tmpl w:val="E6F84438"/>
+    <w:tmpl w:val="AE8259CE"/>
     <w:lvl w:ilvl="0" w:tplc="04090005">
       <w:start w:val="1"/>
       <w:numFmt w:val="bullet"/>
@@ -3303,35 +4351,205 @@
       </w:pPr>
       <w:rPr>
         <w:rFonts w:ascii="Wingdings" w:hAnsi="Wingdings" w:hint="default"/>
+      </w:rPr>
+    </w:lvl>
+  </w:abstractNum>
+  <w:abstractNum w:abstractNumId="15" w15:restartNumberingAfterBreak="0">
+    <w:nsid w:val="7633476A"/>
+    <w:multiLevelType w:val="multilevel"/>
+    <w:tmpl w:val="BE344576"/>
+    <w:lvl w:ilvl="0">
+      <w:start w:val="1"/>
+      <w:numFmt w:val="bullet"/>
+      <w:lvlText w:val=""/>
+      <w:lvlJc w:val="left"/>
+      <w:pPr>
+        <w:tabs>
+          <w:tab w:val="num" w:pos="720"/>
+        </w:tabs>
+        <w:ind w:left="720" w:hanging="360"/>
+      </w:pPr>
+      <w:rPr>
+        <w:rFonts w:ascii="Symbol" w:hAnsi="Symbol" w:hint="default"/>
+        <w:sz w:val="20"/>
+      </w:rPr>
+    </w:lvl>
+    <w:lvl w:ilvl="1" w:tentative="1">
+      <w:start w:val="1"/>
+      <w:numFmt w:val="bullet"/>
+      <w:lvlText w:val="o"/>
+      <w:lvlJc w:val="left"/>
+      <w:pPr>
+        <w:tabs>
+          <w:tab w:val="num" w:pos="1440"/>
+        </w:tabs>
+        <w:ind w:left="1440" w:hanging="360"/>
+      </w:pPr>
+      <w:rPr>
+        <w:rFonts w:ascii="Courier New" w:hAnsi="Courier New" w:hint="default"/>
+        <w:sz w:val="20"/>
+      </w:rPr>
+    </w:lvl>
+    <w:lvl w:ilvl="2" w:tentative="1">
+      <w:start w:val="1"/>
+      <w:numFmt w:val="bullet"/>
+      <w:lvlText w:val=""/>
+      <w:lvlJc w:val="left"/>
+      <w:pPr>
+        <w:tabs>
+          <w:tab w:val="num" w:pos="2160"/>
+        </w:tabs>
+        <w:ind w:left="2160" w:hanging="360"/>
+      </w:pPr>
+      <w:rPr>
+        <w:rFonts w:ascii="Wingdings" w:hAnsi="Wingdings" w:hint="default"/>
+        <w:sz w:val="20"/>
+      </w:rPr>
+    </w:lvl>
+    <w:lvl w:ilvl="3" w:tentative="1">
+      <w:start w:val="1"/>
+      <w:numFmt w:val="bullet"/>
+      <w:lvlText w:val=""/>
+      <w:lvlJc w:val="left"/>
+      <w:pPr>
+        <w:tabs>
+          <w:tab w:val="num" w:pos="2880"/>
+        </w:tabs>
+        <w:ind w:left="2880" w:hanging="360"/>
+      </w:pPr>
+      <w:rPr>
+        <w:rFonts w:ascii="Wingdings" w:hAnsi="Wingdings" w:hint="default"/>
+        <w:sz w:val="20"/>
+      </w:rPr>
+    </w:lvl>
+    <w:lvl w:ilvl="4" w:tentative="1">
+      <w:start w:val="1"/>
+      <w:numFmt w:val="bullet"/>
+      <w:lvlText w:val=""/>
+      <w:lvlJc w:val="left"/>
+      <w:pPr>
+        <w:tabs>
+          <w:tab w:val="num" w:pos="3600"/>
+        </w:tabs>
+        <w:ind w:left="3600" w:hanging="360"/>
+      </w:pPr>
+      <w:rPr>
+        <w:rFonts w:ascii="Wingdings" w:hAnsi="Wingdings" w:hint="default"/>
+        <w:sz w:val="20"/>
+      </w:rPr>
+    </w:lvl>
+    <w:lvl w:ilvl="5" w:tentative="1">
+      <w:start w:val="1"/>
+      <w:numFmt w:val="bullet"/>
+      <w:lvlText w:val=""/>
+      <w:lvlJc w:val="left"/>
+      <w:pPr>
+        <w:tabs>
+          <w:tab w:val="num" w:pos="4320"/>
+        </w:tabs>
+        <w:ind w:left="4320" w:hanging="360"/>
+      </w:pPr>
+      <w:rPr>
+        <w:rFonts w:ascii="Wingdings" w:hAnsi="Wingdings" w:hint="default"/>
+        <w:sz w:val="20"/>
+      </w:rPr>
+    </w:lvl>
+    <w:lvl w:ilvl="6" w:tentative="1">
+      <w:start w:val="1"/>
+      <w:numFmt w:val="bullet"/>
+      <w:lvlText w:val=""/>
+      <w:lvlJc w:val="left"/>
+      <w:pPr>
+        <w:tabs>
+          <w:tab w:val="num" w:pos="5040"/>
+        </w:tabs>
+        <w:ind w:left="5040" w:hanging="360"/>
+      </w:pPr>
+      <w:rPr>
+        <w:rFonts w:ascii="Wingdings" w:hAnsi="Wingdings" w:hint="default"/>
+        <w:sz w:val="20"/>
+      </w:rPr>
+    </w:lvl>
+    <w:lvl w:ilvl="7" w:tentative="1">
+      <w:start w:val="1"/>
+      <w:numFmt w:val="bullet"/>
+      <w:lvlText w:val=""/>
+      <w:lvlJc w:val="left"/>
+      <w:pPr>
+        <w:tabs>
+          <w:tab w:val="num" w:pos="5760"/>
+        </w:tabs>
+        <w:ind w:left="5760" w:hanging="360"/>
+      </w:pPr>
+      <w:rPr>
+        <w:rFonts w:ascii="Wingdings" w:hAnsi="Wingdings" w:hint="default"/>
+        <w:sz w:val="20"/>
+      </w:rPr>
+    </w:lvl>
+    <w:lvl w:ilvl="8" w:tentative="1">
+      <w:start w:val="1"/>
+      <w:numFmt w:val="bullet"/>
+      <w:lvlText w:val=""/>
+      <w:lvlJc w:val="left"/>
+      <w:pPr>
+        <w:tabs>
+          <w:tab w:val="num" w:pos="6480"/>
+        </w:tabs>
+        <w:ind w:left="6480" w:hanging="360"/>
+      </w:pPr>
+      <w:rPr>
+        <w:rFonts w:ascii="Wingdings" w:hAnsi="Wingdings" w:hint="default"/>
+        <w:sz w:val="20"/>
       </w:rPr>
     </w:lvl>
   </w:abstractNum>
   <w:num w:numId="1" w16cid:durableId="1971206095">
-    <w:abstractNumId w:val="1"/>
+    <w:abstractNumId w:val="2"/>
   </w:num>
   <w:num w:numId="2" w16cid:durableId="1606422650">
-    <w:abstractNumId w:val="5"/>
+    <w:abstractNumId w:val="7"/>
   </w:num>
   <w:num w:numId="3" w16cid:durableId="588781472">
     <w:abstractNumId w:val="0"/>
   </w:num>
   <w:num w:numId="4" w16cid:durableId="1702978140">
+    <w:abstractNumId w:val="6"/>
+  </w:num>
+  <w:num w:numId="5" w16cid:durableId="355353141">
+    <w:abstractNumId w:val="5"/>
+  </w:num>
+  <w:num w:numId="6" w16cid:durableId="1800951855">
+    <w:abstractNumId w:val="10"/>
+  </w:num>
+  <w:num w:numId="7" w16cid:durableId="678896926">
     <w:abstractNumId w:val="4"/>
   </w:num>
-  <w:num w:numId="5" w16cid:durableId="355353141">
+  <w:num w:numId="8" w16cid:durableId="1157188881">
+    <w:abstractNumId w:val="9"/>
+  </w:num>
+  <w:num w:numId="9" w16cid:durableId="740450746">
+    <w:abstractNumId w:val="14"/>
+  </w:num>
+  <w:num w:numId="10" w16cid:durableId="1580098551">
+    <w:abstractNumId w:val="1"/>
+  </w:num>
+  <w:num w:numId="11" w16cid:durableId="544801687">
+    <w:abstractNumId w:val="13"/>
+  </w:num>
+  <w:num w:numId="12" w16cid:durableId="552042060">
+    <w:abstractNumId w:val="15"/>
+  </w:num>
+  <w:num w:numId="13" w16cid:durableId="1841653445">
+    <w:abstractNumId w:val="12"/>
+  </w:num>
+  <w:num w:numId="14" w16cid:durableId="878976830">
+    <w:abstractNumId w:val="8"/>
+  </w:num>
+  <w:num w:numId="15" w16cid:durableId="276834978">
     <w:abstractNumId w:val="3"/>
   </w:num>
-  <w:num w:numId="6" w16cid:durableId="1800951855">
-    <w:abstractNumId w:val="7"/>
-  </w:num>
-  <w:num w:numId="7" w16cid:durableId="678896926">
-    <w:abstractNumId w:val="2"/>
-  </w:num>
-  <w:num w:numId="8" w16cid:durableId="1157188881">
-    <w:abstractNumId w:val="6"/>
-  </w:num>
-  <w:num w:numId="9" w16cid:durableId="740450746">
-    <w:abstractNumId w:val="8"/>
+  <w:num w:numId="16" w16cid:durableId="1244946266">
+    <w:abstractNumId w:val="11"/>
   </w:num>
 </w:numbering>
 </file>
